--- a/docs/step4_sensevoice.docx
+++ b/docs/step4_sensevoice.docx
@@ -4,7 +4,7 @@
   <w:body>
     <w:p>
       <w:pPr>
-        <w:spacing w:before="0" w:after="120"/>
+        <w:spacing w:before="0" w:after="80"/>
         <w:jc w:val="center"/>
       </w:pPr>
       <w:r>
@@ -25,11 +25,13 @@
       <w:r>
         <w:rPr>
           <w:rFonts w:ascii="Calibri" w:hAnsi="Calibri"/>
-          <w:i/>
-          <w:color w:val="595959"/>
+          <w:b/>
+          <w:color w:val="4472C4"/>
           <w:sz w:val="22"/>
         </w:rPr>
-        <w:t>Thành viên phụ trách: Trần Quốc Khánh | Mô hình: SenseVoice-Small — ASR Đa ngữ (Anh / Trung / Hàn)</w:t>
+        <w:t>Thành viên phụ trách: Lê Gia Khánh | AI Engineer</w:t>
+        <w:br/>
+        <w:t>Mô hình: SenseVoice-Small — ASR Đa ngữ (Anh / Trung / Hàn)</w:t>
       </w:r>
     </w:p>
     <w:p>
@@ -254,6 +256,524 @@
     <w:p>
       <w:pPr>
         <w:keepNext/>
+        <w:spacing w:before="200" w:after="40"/>
+      </w:pPr>
+      <w:r>
+        <w:rPr>
+          <w:rFonts w:ascii="Calibri" w:hAnsi="Calibri"/>
+          <w:b/>
+          <w:color w:val="4472C4"/>
+          <w:sz w:val="24"/>
+        </w:rPr>
+        <w:t>2.1. Khẳng định 100.0% Toàn bộ Mô hình Vận hành trên Hexagon NPU</w:t>
+      </w:r>
+    </w:p>
+    <w:p>
+      <w:pPr>
+        <w:spacing w:before="0" w:after="80" w:line="276" w:lineRule="auto"/>
+      </w:pPr>
+      <w:r>
+        <w:rPr>
+          <w:rFonts w:ascii="Calibri" w:hAnsi="Calibri"/>
+          <w:i w:val="0"/>
+          <w:color w:val="333333"/>
+          <w:sz w:val="21"/>
+        </w:rPr>
+        <w:t>Báo cáo kiểm thử thực tế từ phần cứng Qualcomm AI Hub Workbench xác nhận: Tổng số 2.928 / 2.928 toán tử (100.00%) chạy hoàn toàn trên chip Hexagon NPU v73, tỷ lệ CPU Fallback là 0.00%.</w:t>
+      </w:r>
+    </w:p>
+    <w:tbl>
+      <w:tblPr>
+        <w:tblW w:type="auto" w:w="0"/>
+        <w:jc w:val="center"/>
+        <w:tblLook w:firstColumn="1" w:firstRow="1" w:lastColumn="0" w:lastRow="0" w:noHBand="0" w:noVBand="1" w:val="04A0"/>
+      </w:tblPr>
+      <w:tblGrid>
+        <w:gridCol w:w="2160"/>
+        <w:gridCol w:w="2160"/>
+        <w:gridCol w:w="2160"/>
+        <w:gridCol w:w="2160"/>
+      </w:tblGrid>
+      <w:tr>
+        <w:trPr>
+          <w:cantSplit/>
+          <w:tblHeader/>
+        </w:trPr>
+        <w:tc>
+          <w:tcPr>
+            <w:tcW w:type="dxa" w:w="2592"/>
+            <w:shd w:val="clear" w:color="auto" w:fill="1F497D"/>
+            <w:tcMar>
+              <w:top w:w="120" w:type="dxa"/>
+              <w:bottom w:w="120" w:type="dxa"/>
+              <w:left w:w="150" w:type="dxa"/>
+              <w:right w:w="150" w:type="dxa"/>
+            </w:tcMar>
+          </w:tcPr>
+          <w:p>
+            <w:pPr>
+              <w:jc w:val="center"/>
+            </w:pPr>
+            <w:r>
+              <w:rPr>
+                <w:b/>
+                <w:color w:val="FFFFFF"/>
+                <w:sz w:val="20"/>
+              </w:rPr>
+              <w:t>Khối thành phần mô hình</w:t>
+            </w:r>
+          </w:p>
+        </w:tc>
+        <w:tc>
+          <w:tcPr>
+            <w:tcW w:type="dxa" w:w="2880"/>
+            <w:shd w:val="clear" w:color="auto" w:fill="1F497D"/>
+            <w:tcMar>
+              <w:top w:w="120" w:type="dxa"/>
+              <w:bottom w:w="120" w:type="dxa"/>
+              <w:left w:w="150" w:type="dxa"/>
+              <w:right w:w="150" w:type="dxa"/>
+            </w:tcMar>
+          </w:tcPr>
+          <w:p>
+            <w:pPr>
+              <w:jc w:val="center"/>
+            </w:pPr>
+            <w:r>
+              <w:rPr>
+                <w:b/>
+                <w:color w:val="FFFFFF"/>
+                <w:sz w:val="20"/>
+              </w:rPr>
+              <w:t>Bản gốc FunASR (Chưa tối ưu)</w:t>
+            </w:r>
+          </w:p>
+        </w:tc>
+        <w:tc>
+          <w:tcPr>
+            <w:tcW w:type="dxa" w:w="3168"/>
+            <w:shd w:val="clear" w:color="auto" w:fill="1F497D"/>
+            <w:tcMar>
+              <w:top w:w="120" w:type="dxa"/>
+              <w:bottom w:w="120" w:type="dxa"/>
+              <w:left w:w="150" w:type="dxa"/>
+              <w:right w:w="150" w:type="dxa"/>
+            </w:tcMar>
+          </w:tcPr>
+          <w:p>
+            <w:pPr>
+              <w:jc w:val="center"/>
+            </w:pPr>
+            <w:r>
+              <w:rPr>
+                <w:b/>
+                <w:color w:val="FFFFFF"/>
+                <w:sz w:val="20"/>
+              </w:rPr>
+              <w:t>Giải pháp End-to-End W8A16</w:t>
+            </w:r>
+          </w:p>
+        </w:tc>
+        <w:tc>
+          <w:tcPr>
+            <w:tcW w:type="dxa" w:w="1440"/>
+            <w:shd w:val="clear" w:color="auto" w:fill="1F497D"/>
+            <w:tcMar>
+              <w:top w:w="120" w:type="dxa"/>
+              <w:bottom w:w="120" w:type="dxa"/>
+              <w:left w:w="150" w:type="dxa"/>
+              <w:right w:w="150" w:type="dxa"/>
+            </w:tcMar>
+          </w:tcPr>
+          <w:p>
+            <w:pPr>
+              <w:jc w:val="center"/>
+            </w:pPr>
+            <w:r>
+              <w:rPr>
+                <w:b/>
+                <w:color w:val="FFFFFF"/>
+                <w:sz w:val="20"/>
+              </w:rPr>
+              <w:t>Nền tảng thực thi</w:t>
+            </w:r>
+          </w:p>
+        </w:tc>
+      </w:tr>
+      <w:tr>
+        <w:trPr>
+          <w:cantSplit/>
+        </w:trPr>
+        <w:tc>
+          <w:tcPr>
+            <w:tcW w:type="dxa" w:w="2592"/>
+            <w:shd w:val="clear" w:color="auto" w:fill="F2F5F9"/>
+            <w:tcMar>
+              <w:top w:w="100" w:type="dxa"/>
+              <w:bottom w:w="100" w:type="dxa"/>
+              <w:left w:w="150" w:type="dxa"/>
+              <w:right w:w="150" w:type="dxa"/>
+            </w:tcMar>
+          </w:tcPr>
+          <w:p>
+            <w:r>
+              <w:rPr>
+                <w:color w:val="333333"/>
+                <w:sz w:val="19"/>
+              </w:rPr>
+              <w:t>WavFrontend (STFT, Mel, LFR, CMVN)</w:t>
+            </w:r>
+          </w:p>
+        </w:tc>
+        <w:tc>
+          <w:tcPr>
+            <w:tcW w:type="dxa" w:w="2880"/>
+            <w:shd w:val="clear" w:color="auto" w:fill="F2F5F9"/>
+            <w:tcMar>
+              <w:top w:w="100" w:type="dxa"/>
+              <w:bottom w:w="100" w:type="dxa"/>
+              <w:left w:w="150" w:type="dxa"/>
+              <w:right w:w="150" w:type="dxa"/>
+            </w:tcMar>
+          </w:tcPr>
+          <w:p>
+            <w:r>
+              <w:rPr>
+                <w:color w:val="333333"/>
+                <w:sz w:val="19"/>
+              </w:rPr>
+              <w:t>Chạy bằng Python/Kaldi trên CPU do dùng unfold() động và fft_rfft.</w:t>
+            </w:r>
+          </w:p>
+        </w:tc>
+        <w:tc>
+          <w:tcPr>
+            <w:tcW w:type="dxa" w:w="3168"/>
+            <w:shd w:val="clear" w:color="auto" w:fill="F2F5F9"/>
+            <w:tcMar>
+              <w:top w:w="100" w:type="dxa"/>
+              <w:bottom w:w="100" w:type="dxa"/>
+              <w:left w:w="150" w:type="dxa"/>
+              <w:right w:w="150" w:type="dxa"/>
+            </w:tcMar>
+          </w:tcPr>
+          <w:p>
+            <w:r>
+              <w:rPr>
+                <w:color w:val="333333"/>
+                <w:sz w:val="19"/>
+              </w:rPr>
+              <w:t>Chuyển thành Conv1D trượt tĩnh và Ma trận DFT Matmul tĩnh nướng vào ONNX.</w:t>
+            </w:r>
+          </w:p>
+        </w:tc>
+        <w:tc>
+          <w:tcPr>
+            <w:tcW w:type="dxa" w:w="1440"/>
+            <w:shd w:val="clear" w:color="auto" w:fill="F2F5F9"/>
+            <w:tcMar>
+              <w:top w:w="100" w:type="dxa"/>
+              <w:bottom w:w="100" w:type="dxa"/>
+              <w:left w:w="150" w:type="dxa"/>
+              <w:right w:w="150" w:type="dxa"/>
+            </w:tcMar>
+          </w:tcPr>
+          <w:p>
+            <w:r>
+              <w:rPr>
+                <w:color w:val="333333"/>
+                <w:sz w:val="19"/>
+              </w:rPr>
+              <w:t>100% trên NPU</w:t>
+            </w:r>
+          </w:p>
+        </w:tc>
+      </w:tr>
+      <w:tr>
+        <w:trPr>
+          <w:cantSplit/>
+        </w:trPr>
+        <w:tc>
+          <w:tcPr>
+            <w:tcW w:type="dxa" w:w="2592"/>
+            <w:shd w:val="clear" w:color="auto" w:fill="FFFFFF"/>
+            <w:tcMar>
+              <w:top w:w="100" w:type="dxa"/>
+              <w:bottom w:w="100" w:type="dxa"/>
+              <w:left w:w="150" w:type="dxa"/>
+              <w:right w:w="150" w:type="dxa"/>
+            </w:tcMar>
+          </w:tcPr>
+          <w:p>
+            <w:r>
+              <w:rPr>
+                <w:color w:val="333333"/>
+                <w:sz w:val="19"/>
+              </w:rPr>
+              <w:t>SenseVoice Encoder (50 Transformer Layers)</w:t>
+            </w:r>
+          </w:p>
+        </w:tc>
+        <w:tc>
+          <w:tcPr>
+            <w:tcW w:type="dxa" w:w="2880"/>
+            <w:shd w:val="clear" w:color="auto" w:fill="FFFFFF"/>
+            <w:tcMar>
+              <w:top w:w="100" w:type="dxa"/>
+              <w:bottom w:w="100" w:type="dxa"/>
+              <w:left w:w="150" w:type="dxa"/>
+              <w:right w:w="150" w:type="dxa"/>
+            </w:tcMar>
+          </w:tcPr>
+          <w:p>
+            <w:r>
+              <w:rPr>
+                <w:color w:val="333333"/>
+                <w:sz w:val="19"/>
+              </w:rPr>
+              <w:t>Chạy FP32 nặng nề, dải động lớn gây nghẽn bộ nhớ.</w:t>
+            </w:r>
+          </w:p>
+        </w:tc>
+        <w:tc>
+          <w:tcPr>
+            <w:tcW w:type="dxa" w:w="3168"/>
+            <w:shd w:val="clear" w:color="auto" w:fill="FFFFFF"/>
+            <w:tcMar>
+              <w:top w:w="100" w:type="dxa"/>
+              <w:bottom w:w="100" w:type="dxa"/>
+              <w:left w:w="150" w:type="dxa"/>
+              <w:right w:w="150" w:type="dxa"/>
+            </w:tcMar>
+          </w:tcPr>
+          <w:p>
+            <w:r>
+              <w:rPr>
+                <w:color w:val="333333"/>
+                <w:sz w:val="19"/>
+              </w:rPr>
+              <w:t>Lượng tử W8A16, vá mảng Positional Encoding tĩnh và tiêm Zero-Bias cho Conv.</w:t>
+            </w:r>
+          </w:p>
+        </w:tc>
+        <w:tc>
+          <w:tcPr>
+            <w:tcW w:type="dxa" w:w="1440"/>
+            <w:shd w:val="clear" w:color="auto" w:fill="FFFFFF"/>
+            <w:tcMar>
+              <w:top w:w="100" w:type="dxa"/>
+              <w:bottom w:w="100" w:type="dxa"/>
+              <w:left w:w="150" w:type="dxa"/>
+              <w:right w:w="150" w:type="dxa"/>
+            </w:tcMar>
+          </w:tcPr>
+          <w:p>
+            <w:r>
+              <w:rPr>
+                <w:color w:val="333333"/>
+                <w:sz w:val="19"/>
+              </w:rPr>
+              <w:t>100% trên NPU</w:t>
+            </w:r>
+          </w:p>
+        </w:tc>
+      </w:tr>
+      <w:tr>
+        <w:trPr>
+          <w:cantSplit/>
+        </w:trPr>
+        <w:tc>
+          <w:tcPr>
+            <w:tcW w:type="dxa" w:w="2592"/>
+            <w:shd w:val="clear" w:color="auto" w:fill="F2F5F9"/>
+            <w:tcMar>
+              <w:top w:w="100" w:type="dxa"/>
+              <w:bottom w:w="100" w:type="dxa"/>
+              <w:left w:w="150" w:type="dxa"/>
+              <w:right w:w="150" w:type="dxa"/>
+            </w:tcMar>
+          </w:tcPr>
+          <w:p>
+            <w:r>
+              <w:rPr>
+                <w:color w:val="333333"/>
+                <w:sz w:val="19"/>
+              </w:rPr>
+              <w:t>CTC Projection Head</w:t>
+            </w:r>
+          </w:p>
+        </w:tc>
+        <w:tc>
+          <w:tcPr>
+            <w:tcW w:type="dxa" w:w="2880"/>
+            <w:shd w:val="clear" w:color="auto" w:fill="F2F5F9"/>
+            <w:tcMar>
+              <w:top w:w="100" w:type="dxa"/>
+              <w:bottom w:w="100" w:type="dxa"/>
+              <w:left w:w="150" w:type="dxa"/>
+              <w:right w:w="150" w:type="dxa"/>
+            </w:tcMar>
+          </w:tcPr>
+          <w:p>
+            <w:r>
+              <w:rPr>
+                <w:color w:val="333333"/>
+                <w:sz w:val="19"/>
+              </w:rPr>
+              <w:t>Chiếu tuyến tính sang 25.055 từ vựng.</w:t>
+            </w:r>
+          </w:p>
+        </w:tc>
+        <w:tc>
+          <w:tcPr>
+            <w:tcW w:type="dxa" w:w="3168"/>
+            <w:shd w:val="clear" w:color="auto" w:fill="F2F5F9"/>
+            <w:tcMar>
+              <w:top w:w="100" w:type="dxa"/>
+              <w:bottom w:w="100" w:type="dxa"/>
+              <w:left w:w="150" w:type="dxa"/>
+              <w:right w:w="150" w:type="dxa"/>
+            </w:tcMar>
+          </w:tcPr>
+          <w:p>
+            <w:r>
+              <w:rPr>
+                <w:color w:val="333333"/>
+                <w:sz w:val="19"/>
+              </w:rPr>
+              <w:t>Ánh xạ trực tiếp sang không gian xác suất token trên NPU.</w:t>
+            </w:r>
+          </w:p>
+        </w:tc>
+        <w:tc>
+          <w:tcPr>
+            <w:tcW w:type="dxa" w:w="1440"/>
+            <w:shd w:val="clear" w:color="auto" w:fill="F2F5F9"/>
+            <w:tcMar>
+              <w:top w:w="100" w:type="dxa"/>
+              <w:bottom w:w="100" w:type="dxa"/>
+              <w:left w:w="150" w:type="dxa"/>
+              <w:right w:w="150" w:type="dxa"/>
+            </w:tcMar>
+          </w:tcPr>
+          <w:p>
+            <w:r>
+              <w:rPr>
+                <w:color w:val="333333"/>
+                <w:sz w:val="19"/>
+              </w:rPr>
+              <w:t>100% trên NPU</w:t>
+            </w:r>
+          </w:p>
+        </w:tc>
+      </w:tr>
+      <w:tr>
+        <w:trPr>
+          <w:cantSplit/>
+        </w:trPr>
+        <w:tc>
+          <w:tcPr>
+            <w:tcW w:type="dxa" w:w="2592"/>
+            <w:shd w:val="clear" w:color="auto" w:fill="FFFFFF"/>
+            <w:tcMar>
+              <w:top w:w="100" w:type="dxa"/>
+              <w:bottom w:w="100" w:type="dxa"/>
+              <w:left w:w="150" w:type="dxa"/>
+              <w:right w:w="150" w:type="dxa"/>
+            </w:tcMar>
+          </w:tcPr>
+          <w:p>
+            <w:r>
+              <w:rPr>
+                <w:color w:val="333333"/>
+                <w:sz w:val="19"/>
+              </w:rPr>
+              <w:t>CTC Argmax</w:t>
+            </w:r>
+          </w:p>
+        </w:tc>
+        <w:tc>
+          <w:tcPr>
+            <w:tcW w:type="dxa" w:w="2880"/>
+            <w:shd w:val="clear" w:color="auto" w:fill="FFFFFF"/>
+            <w:tcMar>
+              <w:top w:w="100" w:type="dxa"/>
+              <w:bottom w:w="100" w:type="dxa"/>
+              <w:left w:w="150" w:type="dxa"/>
+              <w:right w:w="150" w:type="dxa"/>
+            </w:tcMar>
+          </w:tcPr>
+          <w:p>
+            <w:r>
+              <w:rPr>
+                <w:color w:val="333333"/>
+                <w:sz w:val="19"/>
+              </w:rPr>
+              <w:t>Trả ma trận xác suất ~50MB về CPU rồi CPU mới tìm số cực đại.</w:t>
+            </w:r>
+          </w:p>
+        </w:tc>
+        <w:tc>
+          <w:tcPr>
+            <w:tcW w:type="dxa" w:w="3168"/>
+            <w:shd w:val="clear" w:color="auto" w:fill="FFFFFF"/>
+            <w:tcMar>
+              <w:top w:w="100" w:type="dxa"/>
+              <w:bottom w:w="100" w:type="dxa"/>
+              <w:left w:w="150" w:type="dxa"/>
+              <w:right w:w="150" w:type="dxa"/>
+            </w:tcMar>
+          </w:tcPr>
+          <w:p>
+            <w:r>
+              <w:rPr>
+                <w:color w:val="333333"/>
+                <w:sz w:val="19"/>
+              </w:rPr>
+              <w:t>Gắn toán tử Argmax vào cuối đồ thị ONNX, NPU tự tìm Max và chỉ xuất mảng [1, 504] (~2KB).</w:t>
+            </w:r>
+          </w:p>
+        </w:tc>
+        <w:tc>
+          <w:tcPr>
+            <w:tcW w:type="dxa" w:w="1440"/>
+            <w:shd w:val="clear" w:color="auto" w:fill="FFFFFF"/>
+            <w:tcMar>
+              <w:top w:w="100" w:type="dxa"/>
+              <w:bottom w:w="100" w:type="dxa"/>
+              <w:left w:w="150" w:type="dxa"/>
+              <w:right w:w="150" w:type="dxa"/>
+            </w:tcMar>
+          </w:tcPr>
+          <w:p>
+            <w:r>
+              <w:rPr>
+                <w:color w:val="333333"/>
+                <w:sz w:val="19"/>
+              </w:rPr>
+              <w:t>100% trên NPU</w:t>
+            </w:r>
+          </w:p>
+        </w:tc>
+      </w:tr>
+    </w:tbl>
+    <w:p>
+      <w:pPr>
+        <w:spacing w:before="0" w:after="80" w:line="276" w:lineRule="auto"/>
+      </w:pPr>
+      <w:r>
+        <w:rPr>
+          <w:rFonts w:ascii="Calibri" w:hAnsi="Calibri"/>
+          <w:i w:val="0"/>
+          <w:color w:val="333333"/>
+          <w:sz w:val="21"/>
+        </w:rPr>
+        <w:t>Vai trò tối giản của CPU: CPU trên bo mạch chỉ đảm nhận 2 tác vụ phần mềm cực nhẹ (&lt;0.1ms): (1) Đọc mảng âm thanh từ Microphone đưa vào RAM và chuyển con trỏ cho NPU; (2) Nhận mảng 504 số Token ID từ NPU và thực hiện tra từ điển (CTC collapse loại bỏ token blank + SentencePiece vocab lookup dịch ID thành từ). Toàn bộ phép tính nơ-ron nặng đều nằm trọn trên NPU.</w:t>
+      </w:r>
+    </w:p>
+    <w:p>
+      <w:pPr>
+        <w:keepNext/>
         <w:spacing w:before="280" w:after="80"/>
       </w:pPr>
       <w:r>
@@ -322,7 +842,7 @@
         </w:tc>
         <w:tc>
           <w:tcPr>
-            <w:tcW w:type="dxa" w:w="6192"/>
+            <w:tcW w:type="dxa" w:w="6480"/>
             <w:shd w:val="clear" w:color="auto" w:fill="1F497D"/>
             <w:tcMar>
               <w:top w:w="120" w:type="dxa"/>
@@ -373,7 +893,7 @@
         </w:tc>
         <w:tc>
           <w:tcPr>
-            <w:tcW w:type="dxa" w:w="6192"/>
+            <w:tcW w:type="dxa" w:w="6480"/>
             <w:shd w:val="clear" w:color="auto" w:fill="F2F5F9"/>
             <w:tcMar>
               <w:top w:w="100" w:type="dxa"/>
@@ -420,7 +940,7 @@
         </w:tc>
         <w:tc>
           <w:tcPr>
-            <w:tcW w:type="dxa" w:w="6192"/>
+            <w:tcW w:type="dxa" w:w="6480"/>
             <w:shd w:val="clear" w:color="auto" w:fill="FFFFFF"/>
             <w:tcMar>
               <w:top w:w="100" w:type="dxa"/>
@@ -467,7 +987,7 @@
         </w:tc>
         <w:tc>
           <w:tcPr>
-            <w:tcW w:type="dxa" w:w="6192"/>
+            <w:tcW w:type="dxa" w:w="6480"/>
             <w:shd w:val="clear" w:color="auto" w:fill="F2F5F9"/>
             <w:tcMar>
               <w:top w:w="100" w:type="dxa"/>
@@ -514,7 +1034,7 @@
         </w:tc>
         <w:tc>
           <w:tcPr>
-            <w:tcW w:type="dxa" w:w="6192"/>
+            <w:tcW w:type="dxa" w:w="6480"/>
             <w:shd w:val="clear" w:color="auto" w:fill="FFFFFF"/>
             <w:tcMar>
               <w:top w:w="100" w:type="dxa"/>
@@ -561,7 +1081,7 @@
         </w:tc>
         <w:tc>
           <w:tcPr>
-            <w:tcW w:type="dxa" w:w="6192"/>
+            <w:tcW w:type="dxa" w:w="6480"/>
             <w:shd w:val="clear" w:color="auto" w:fill="F2F5F9"/>
             <w:tcMar>
               <w:top w:w="100" w:type="dxa"/>
@@ -608,7 +1128,7 @@
         </w:tc>
         <w:tc>
           <w:tcPr>
-            <w:tcW w:type="dxa" w:w="6192"/>
+            <w:tcW w:type="dxa" w:w="6480"/>
             <w:shd w:val="clear" w:color="auto" w:fill="FFFFFF"/>
             <w:tcMar>
               <w:top w:w="100" w:type="dxa"/>
@@ -655,7 +1175,7 @@
         </w:tc>
         <w:tc>
           <w:tcPr>
-            <w:tcW w:type="dxa" w:w="6192"/>
+            <w:tcW w:type="dxa" w:w="6480"/>
             <w:shd w:val="clear" w:color="auto" w:fill="F2F5F9"/>
             <w:tcMar>
               <w:top w:w="100" w:type="dxa"/>
@@ -702,7 +1222,7 @@
         </w:tc>
         <w:tc>
           <w:tcPr>
-            <w:tcW w:type="dxa" w:w="6192"/>
+            <w:tcW w:type="dxa" w:w="6480"/>
             <w:shd w:val="clear" w:color="auto" w:fill="FFFFFF"/>
             <w:tcMar>
               <w:top w:w="100" w:type="dxa"/>
@@ -1120,7 +1640,7 @@
         </w:tc>
         <w:tc>
           <w:tcPr>
-            <w:tcW w:type="dxa" w:w="3888"/>
+            <w:tcW w:type="dxa" w:w="4176"/>
             <w:shd w:val="clear" w:color="auto" w:fill="1F497D"/>
             <w:tcMar>
               <w:top w:w="120" w:type="dxa"/>
@@ -1213,7 +1733,7 @@
         </w:tc>
         <w:tc>
           <w:tcPr>
-            <w:tcW w:type="dxa" w:w="3888"/>
+            <w:tcW w:type="dxa" w:w="4176"/>
             <w:shd w:val="clear" w:color="auto" w:fill="F2F5F9"/>
             <w:tcMar>
               <w:top w:w="100" w:type="dxa"/>
@@ -1302,7 +1822,7 @@
         </w:tc>
         <w:tc>
           <w:tcPr>
-            <w:tcW w:type="dxa" w:w="3888"/>
+            <w:tcW w:type="dxa" w:w="4176"/>
             <w:shd w:val="clear" w:color="auto" w:fill="FFFFFF"/>
             <w:tcMar>
               <w:top w:w="100" w:type="dxa"/>
@@ -1391,7 +1911,7 @@
         </w:tc>
         <w:tc>
           <w:tcPr>
-            <w:tcW w:type="dxa" w:w="3888"/>
+            <w:tcW w:type="dxa" w:w="4176"/>
             <w:shd w:val="clear" w:color="auto" w:fill="F2F5F9"/>
             <w:tcMar>
               <w:top w:w="100" w:type="dxa"/>
@@ -1480,7 +2000,7 @@
         </w:tc>
         <w:tc>
           <w:tcPr>
-            <w:tcW w:type="dxa" w:w="3888"/>
+            <w:tcW w:type="dxa" w:w="4176"/>
             <w:shd w:val="clear" w:color="auto" w:fill="FFFFFF"/>
             <w:tcMar>
               <w:top w:w="100" w:type="dxa"/>
@@ -1751,7 +2271,7 @@
         </w:tc>
         <w:tc>
           <w:tcPr>
-            <w:tcW w:type="dxa" w:w="4032"/>
+            <w:tcW w:type="dxa" w:w="4320"/>
             <w:shd w:val="clear" w:color="auto" w:fill="1F497D"/>
             <w:tcMar>
               <w:top w:w="120" w:type="dxa"/>
@@ -1823,7 +2343,7 @@
         </w:tc>
         <w:tc>
           <w:tcPr>
-            <w:tcW w:type="dxa" w:w="4032"/>
+            <w:tcW w:type="dxa" w:w="4320"/>
             <w:shd w:val="clear" w:color="auto" w:fill="F2F5F9"/>
             <w:tcMar>
               <w:top w:w="100" w:type="dxa"/>
@@ -1891,7 +2411,7 @@
         </w:tc>
         <w:tc>
           <w:tcPr>
-            <w:tcW w:type="dxa" w:w="4032"/>
+            <w:tcW w:type="dxa" w:w="4320"/>
             <w:shd w:val="clear" w:color="auto" w:fill="FFFFFF"/>
             <w:tcMar>
               <w:top w:w="100" w:type="dxa"/>
@@ -1959,7 +2479,7 @@
         </w:tc>
         <w:tc>
           <w:tcPr>
-            <w:tcW w:type="dxa" w:w="4032"/>
+            <w:tcW w:type="dxa" w:w="4320"/>
             <w:shd w:val="clear" w:color="auto" w:fill="F2F5F9"/>
             <w:tcMar>
               <w:top w:w="100" w:type="dxa"/>

--- a/docs/step4_sensevoice.docx
+++ b/docs/step4_sensevoice.docx
@@ -58,23 +58,9 @@
           <w:rFonts w:ascii="Calibri" w:hAnsi="Calibri"/>
           <w:i w:val="0"/>
           <w:color w:val="333333"/>
-          <w:sz w:val="21"/>
+          <w:sz w:val="20"/>
         </w:rPr>
-        <w:t>SenseVoice-Small là mô hình nhận diện giọng nói đa ngữ gọn nhẹ phát triển bởi Alibaba FunASR (dung lượng gốc ~893 MB PyTorch FP32 checkpoint). Khác với các kiến trúc Autoregressive tuần tự như Whisper hay RNN-T (vốn sinh từng từ lặp lại và dễ gây nghẽn băng thông), SenseVoice-Small được thiết kế dựa trên nguyên lý Non-Autoregressive (NAR) kết hợp CTC Loss, cho phép giải mã toàn bộ câu nói trong duy nhất một lượt truyền thẳng (single-pass forward).</w:t>
-      </w:r>
-    </w:p>
-    <w:p>
-      <w:pPr>
-        <w:spacing w:before="0" w:after="80" w:line="276" w:lineRule="auto"/>
-      </w:pPr>
-      <w:r>
-        <w:rPr>
-          <w:rFonts w:ascii="Calibri" w:hAnsi="Calibri"/>
-          <w:i w:val="0"/>
-          <w:color w:val="333333"/>
-          <w:sz w:val="21"/>
-        </w:rPr>
-        <w:t>Kiến trúc mô hình gồm 4 khối thành phần kỹ thuật chính:</w:t>
+        <w:t>SenseVoice-Small là mô hình nhận diện giọng nói đa ngữ gọn nhẹ phát triển bởi Alibaba FunASR (dung lượng gốc ~893 MB PyTorch FP32 checkpoint). Thiết kế dựa trên nguyên lý Non-Autoregressive (NAR) kết hợp CTC Loss, cho phép giải mã toàn bộ câu nói trong duy nhất một lượt truyền thẳng (single-pass forward) với tốc độ xử lý siêu nhanh (~30-50ms).</w:t>
       </w:r>
     </w:p>
     <w:p>
@@ -87,7 +73,7 @@
           <w:rFonts w:ascii="Calibri" w:hAnsi="Calibri"/>
           <w:b/>
           <w:color w:val="1E1E1E"/>
-          <w:sz w:val="21"/>
+          <w:sz w:val="20"/>
         </w:rPr>
         <w:t xml:space="preserve">• Khối WavFrontend: </w:t>
       </w:r>
@@ -95,9 +81,9 @@
         <w:rPr>
           <w:rFonts w:ascii="Calibri" w:hAnsi="Calibri"/>
           <w:color w:val="333333"/>
-          <w:sz w:val="21"/>
+          <w:sz w:val="20"/>
         </w:rPr>
-        <w:t xml:space="preserve"> Đảm nhận vai trò chuyển đổi âm thanh sóng thô 16kHz thành ma trận đặc trưng Log-Mel Fbank 80 chiều. Quy trình chuẩn Kaldi bao gồm: nhân hệ số biên độ (upsample 2^15), chia khung (framing 25ms, bước nhảy 10ms), tiền nhấn (pre-emphasis 0.97), áp cửa sổ Hamming, biến đổi phổ Fourier STFT (512 điểm), lọc Mel, Log compression, ghép khung LFR (stack 7 khung liên tiếp, bước nhảy 6 khung để tạo đặc trưng 560 chiều) và chuẩn hoá CMVN.</w:t>
+        <w:t xml:space="preserve"> Trích xuất 80 chiều Fbank từ sóng âm 16kHz qua chuỗi: upsample 2^15, framing 25ms/10ms, pre-emphasis 0.97, Hamming window, STFT 512 điểm, Mel filterbank, Log compression, LFR stack 7 hop 6 (tạo vector 560 chiều) và CMVN.</w:t>
       </w:r>
     </w:p>
     <w:p>
@@ -110,7 +96,7 @@
           <w:rFonts w:ascii="Calibri" w:hAnsi="Calibri"/>
           <w:b/>
           <w:color w:val="1E1E1E"/>
-          <w:sz w:val="21"/>
+          <w:sz w:val="20"/>
         </w:rPr>
         <w:t xml:space="preserve">• Khối Encoder: </w:t>
       </w:r>
@@ -118,9 +104,9 @@
         <w:rPr>
           <w:rFonts w:ascii="Calibri" w:hAnsi="Calibri"/>
           <w:color w:val="333333"/>
-          <w:sz w:val="21"/>
+          <w:sz w:val="20"/>
         </w:rPr>
-        <w:t xml:space="preserve"> Bao gồm 50 lớp Transformer nén sâu (Deep Compressed Transformer Layers). Kiến trúc nén này cho phép mô hình trích xuất được không gian ngữ âm sâu nhưng giữ số lượng tham số ở mức rất thấp so với Whisper-Small (~240M) hay Qwen3-ASR (~600M).</w:t>
+        <w:t xml:space="preserve"> 50 lớp Transformer nén sâu trích xuất vector ngữ âm không gian-thời gian [1, T', 512].</w:t>
       </w:r>
     </w:p>
     <w:p>
@@ -133,17 +119,17 @@
           <w:rFonts w:ascii="Calibri" w:hAnsi="Calibri"/>
           <w:b/>
           <w:color w:val="1E1E1E"/>
-          <w:sz w:val="21"/>
+          <w:sz w:val="20"/>
         </w:rPr>
-        <w:t xml:space="preserve">• Khối CTC Projection Head: </w:t>
+        <w:t xml:space="preserve">• Khối CTC Head: </w:t>
       </w:r>
       <w:r>
         <w:rPr>
           <w:rFonts w:ascii="Calibri" w:hAnsi="Calibri"/>
           <w:color w:val="333333"/>
-          <w:sz w:val="21"/>
+          <w:sz w:val="20"/>
         </w:rPr>
-        <w:t xml:space="preserve"> Ánh xạ vector đặc trưng ẩn sang không gian 25.055 token từ vựng và sử dụng cơ chế Argmax tĩnh để chọn ra chuỗi nhãn có xác suất cực đại mà không cần dùng beam search phức tạp.</w:t>
+        <w:t xml:space="preserve"> Chiếu vector ẩn sang không gian 25.055 từ vựng và lấy Argmax tĩnh để sinh token IDs.</w:t>
       </w:r>
     </w:p>
     <w:p>
@@ -156,17 +142,17 @@
           <w:rFonts w:ascii="Calibri" w:hAnsi="Calibri"/>
           <w:b/>
           <w:color w:val="1E1E1E"/>
-          <w:sz w:val="21"/>
+          <w:sz w:val="20"/>
         </w:rPr>
-        <w:t xml:space="preserve">• Khối Module mở rộng: </w:t>
+        <w:t xml:space="preserve">• Khối Mở rộng: </w:t>
       </w:r>
       <w:r>
         <w:rPr>
           <w:rFonts w:ascii="Calibri" w:hAnsi="Calibri"/>
           <w:color w:val="333333"/>
-          <w:sz w:val="21"/>
+          <w:sz w:val="20"/>
         </w:rPr>
-        <w:t xml:space="preserve"> Tích hợp sẵn bộ chuẩn hoá số và thực thể ITN (Inverse Text Normalization) cùng khả năng tự động nhận diện ngôn ngữ nói (Language Identification - LID).</w:t>
+        <w:t xml:space="preserve"> Tích hợp sẵn Inverse Text Normalization (ITN) và Language Identification (LID).</w:t>
       </w:r>
     </w:p>
     <w:p>
@@ -194,17 +180,17 @@
           <w:rFonts w:ascii="Calibri" w:hAnsi="Calibri"/>
           <w:b/>
           <w:color w:val="1E1E1E"/>
-          <w:sz w:val="21"/>
+          <w:sz w:val="20"/>
         </w:rPr>
-        <w:t xml:space="preserve">• Nền tảng thực thi phần cứng mục tiêu: </w:t>
+        <w:t xml:space="preserve">• Phần cứng mục tiêu: </w:t>
       </w:r>
       <w:r>
         <w:rPr>
           <w:rFonts w:ascii="Calibri" w:hAnsi="Calibri"/>
           <w:color w:val="333333"/>
-          <w:sz w:val="21"/>
+          <w:sz w:val="20"/>
         </w:rPr>
-        <w:t xml:space="preserve"> Qualcomm Dragonwing IQ-9075 EVK, trang bị SoC chứa bộ xử lý vi kiến trúc Hexagon NPU thế hệ v73 với năng lực tính toán cực đại 100 dense TOPS, bộ nhớ 36GB LPDDR5 tốc độ cao.</w:t>
+        <w:t xml:space="preserve"> Qualcomm Dragonwing IQ-9075 EVK, SoC Qualcomm Hexagon NPU thế hệ v73 (100 dense TOPS, 36GB LPDDR5).</w:t>
       </w:r>
     </w:p>
     <w:p>
@@ -217,17 +203,17 @@
           <w:rFonts w:ascii="Calibri" w:hAnsi="Calibri"/>
           <w:b/>
           <w:color w:val="1E1E1E"/>
-          <w:sz w:val="21"/>
+          <w:sz w:val="20"/>
         </w:rPr>
-        <w:t xml:space="preserve">• Công thức lượng tử hoá: </w:t>
+        <w:t xml:space="preserve">• Công thức lượng tử: </w:t>
       </w:r>
       <w:r>
         <w:rPr>
           <w:rFonts w:ascii="Calibri" w:hAnsi="Calibri"/>
           <w:color w:val="333333"/>
-          <w:sz w:val="21"/>
+          <w:sz w:val="20"/>
         </w:rPr>
-        <w:t xml:space="preserve"> Dự án áp dụng công thức Mixed-Precision W8A16 (Trọng số nén xuống INT8, Kích hoạt giữ nguyên INT16). Qua các nghiên cứu đối chứng, lượng tử hoá thuần INT8 (W8A8) gây suy thoái độ chính xác rất nghiêm trọng ở các lớp Attention sâu của kiến trúc ASR. Lựa chọn W8A16 giúp kích thước trọng số nén giảm 4 lần trên bộ nhớ nhưng vẫn bảo toàn tuyệt đối dải động biên độ tín hiệu qua các tầng Attention và Softmax.</w:t>
+        <w:t xml:space="preserve"> W8A16 Mixed Precision (Trọng số INT8 nén 4 lần, Kích hoạt INT16 bảo toàn tuyệt đối dải động các tầng Attention và Softmax).</w:t>
       </w:r>
     </w:p>
     <w:p>
@@ -240,17 +226,17 @@
           <w:rFonts w:ascii="Calibri" w:hAnsi="Calibri"/>
           <w:b/>
           <w:color w:val="1E1E1E"/>
-          <w:sz w:val="21"/>
+          <w:sz w:val="20"/>
         </w:rPr>
-        <w:t xml:space="preserve">• Đột phá thiết kế End-to-End (E2E) 100% NPU: </w:t>
+        <w:t xml:space="preserve">• Đột phá End-to-End: </w:t>
       </w:r>
       <w:r>
         <w:rPr>
           <w:rFonts w:ascii="Calibri" w:hAnsi="Calibri"/>
           <w:color w:val="333333"/>
-          <w:sz w:val="21"/>
+          <w:sz w:val="20"/>
         </w:rPr>
-        <w:t xml:space="preserve"> Thông thường, các giải pháp Edge ASR bị phân mảnh: phần trích xuất Fbank phải chạy trên CPU bằng Python/C++ rồi mới truyền mảng đặc trưng sang NPU, gây nghẽn băng thông truyền tải dữ liệu (I/O latency) và tiêu hao CPU. Nhóm đã thực hiện đột phá kỹ thuật: gom trọn vẹn toàn bộ quy trình từ sóng âm WAV thô (float32) qua WavFrontend, Encoder đến CTC Argmax vào duy nhất một đồ thị ONNX tĩnh kích thước [1, 464000]. Nhờ đó, 100.0% luồng tính toán được nạp thẳng lên Hexagon NPU, CPU hoàn toàn không can thiệp.</w:t>
+        <w:t xml:space="preserve"> Tích hợp toàn bộ WavFrontend (Conv1D + ma trận DFT tĩnh) và CTC Argmax vào duy nhất một đồ thị ONNX tĩnh kích thước [1, 464000]. 100% đồ thị tính toán được nạp thẳng lên Hexagon NPU, CPU hoàn toàn không can thiệp vào luồng nơ-ron.</w:t>
       </w:r>
     </w:p>
     <w:p>
@@ -277,9 +263,641 @@
           <w:rFonts w:ascii="Calibri" w:hAnsi="Calibri"/>
           <w:i w:val="0"/>
           <w:color w:val="333333"/>
-          <w:sz w:val="21"/>
+          <w:sz w:val="20"/>
         </w:rPr>
-        <w:t>Báo cáo kiểm thử thực tế từ phần cứng Qualcomm AI Hub Workbench xác nhận: Tổng số 2.928 / 2.928 toán tử (100.00%) chạy hoàn toàn trên chip Hexagon NPU v73, tỷ lệ CPU Fallback là 0.00%.</w:t>
+        <w:t>Báo cáo kiểm thử thực tế từ Qualcomm AI Hub xác nhận: Tổng số 2.928 / 2.928 toán tử (100.00%) chạy hoàn toàn trên chip Hexagon NPU v73, tỷ lệ CPU Fallback là 0.00%. CPU máy chủ chỉ đảm nhận nhiệm vụ chuyển con trỏ bộ nhớ mic và tra bảng từ điển SentencePiece (&lt;0.1ms).</w:t>
+      </w:r>
+    </w:p>
+    <w:p>
+      <w:pPr>
+        <w:keepNext/>
+        <w:spacing w:before="280" w:after="80"/>
+      </w:pPr>
+      <w:r>
+        <w:rPr>
+          <w:rFonts w:ascii="Calibri" w:hAnsi="Calibri"/>
+          <w:b/>
+          <w:color w:val="1F497D"/>
+          <w:sz w:val="28"/>
+        </w:rPr>
+        <w:t>3. Các tệp mã nguồn triển khai (Pipeline Files)</w:t>
+      </w:r>
+    </w:p>
+    <w:tbl>
+      <w:tblPr>
+        <w:tblW w:type="auto" w:w="0"/>
+        <w:jc w:val="center"/>
+        <w:tblLook w:firstColumn="1" w:firstRow="1" w:lastColumn="0" w:lastRow="0" w:noHBand="0" w:noVBand="1" w:val="04A0"/>
+      </w:tblPr>
+      <w:tblGrid>
+        <w:gridCol w:w="4320"/>
+        <w:gridCol w:w="4320"/>
+      </w:tblGrid>
+      <w:tr>
+        <w:trPr>
+          <w:cantSplit/>
+          <w:tblHeader/>
+        </w:trPr>
+        <w:tc>
+          <w:tcPr>
+            <w:tcW w:type="dxa" w:w="3600"/>
+            <w:shd w:val="clear" w:color="auto" w:fill="1F497D"/>
+            <w:tcMar>
+              <w:top w:w="120" w:type="dxa"/>
+              <w:bottom w:w="120" w:type="dxa"/>
+              <w:left w:w="150" w:type="dxa"/>
+              <w:right w:w="150" w:type="dxa"/>
+            </w:tcMar>
+          </w:tcPr>
+          <w:p>
+            <w:pPr>
+              <w:jc w:val="center"/>
+            </w:pPr>
+            <w:r>
+              <w:rPr>
+                <w:b/>
+                <w:color w:val="FFFFFF"/>
+                <w:sz w:val="19"/>
+              </w:rPr>
+              <w:t>Tệp mã nguồn</w:t>
+            </w:r>
+          </w:p>
+        </w:tc>
+        <w:tc>
+          <w:tcPr>
+            <w:tcW w:type="dxa" w:w="6480"/>
+            <w:shd w:val="clear" w:color="auto" w:fill="1F497D"/>
+            <w:tcMar>
+              <w:top w:w="120" w:type="dxa"/>
+              <w:bottom w:w="120" w:type="dxa"/>
+              <w:left w:w="150" w:type="dxa"/>
+              <w:right w:w="150" w:type="dxa"/>
+            </w:tcMar>
+          </w:tcPr>
+          <w:p>
+            <w:pPr>
+              <w:jc w:val="center"/>
+            </w:pPr>
+            <w:r>
+              <w:rPr>
+                <w:b/>
+                <w:color w:val="FFFFFF"/>
+                <w:sz w:val="19"/>
+              </w:rPr>
+              <w:t>Vai trò &amp; Chức năng kỹ thuật</w:t>
+            </w:r>
+          </w:p>
+        </w:tc>
+      </w:tr>
+      <w:tr>
+        <w:trPr>
+          <w:cantSplit/>
+        </w:trPr>
+        <w:tc>
+          <w:tcPr>
+            <w:tcW w:type="dxa" w:w="3600"/>
+            <w:shd w:val="clear" w:color="auto" w:fill="F2F5F9"/>
+            <w:tcMar>
+              <w:top w:w="100" w:type="dxa"/>
+              <w:bottom w:w="100" w:type="dxa"/>
+              <w:left w:w="150" w:type="dxa"/>
+              <w:right w:w="150" w:type="dxa"/>
+            </w:tcMar>
+          </w:tcPr>
+          <w:p>
+            <w:r>
+              <w:rPr>
+                <w:color w:val="333333"/>
+                <w:sz w:val="18"/>
+              </w:rPr>
+              <w:t>step4_s1_export_e2e_onnx.py</w:t>
+            </w:r>
+          </w:p>
+        </w:tc>
+        <w:tc>
+          <w:tcPr>
+            <w:tcW w:type="dxa" w:w="6480"/>
+            <w:shd w:val="clear" w:color="auto" w:fill="F2F5F9"/>
+            <w:tcMar>
+              <w:top w:w="100" w:type="dxa"/>
+              <w:bottom w:w="100" w:type="dxa"/>
+              <w:left w:w="150" w:type="dxa"/>
+              <w:right w:w="150" w:type="dxa"/>
+            </w:tcMar>
+          </w:tcPr>
+          <w:p>
+            <w:r>
+              <w:rPr>
+                <w:color w:val="333333"/>
+                <w:sz w:val="18"/>
+              </w:rPr>
+              <w:t>Xuất đồ thị E2E hợp nhất từ sóng âm WAV thô đến CTC Argmax với static shape [1, 464000], nhúng ma trận DFT tĩnh.</w:t>
+            </w:r>
+          </w:p>
+        </w:tc>
+      </w:tr>
+      <w:tr>
+        <w:trPr>
+          <w:cantSplit/>
+        </w:trPr>
+        <w:tc>
+          <w:tcPr>
+            <w:tcW w:type="dxa" w:w="3600"/>
+            <w:shd w:val="clear" w:color="auto" w:fill="FFFFFF"/>
+            <w:tcMar>
+              <w:top w:w="100" w:type="dxa"/>
+              <w:bottom w:w="100" w:type="dxa"/>
+              <w:left w:w="150" w:type="dxa"/>
+              <w:right w:w="150" w:type="dxa"/>
+            </w:tcMar>
+          </w:tcPr>
+          <w:p>
+            <w:r>
+              <w:rPr>
+                <w:color w:val="333333"/>
+                <w:sz w:val="18"/>
+              </w:rPr>
+              <w:t>step4_s1_patch_mask.py</w:t>
+            </w:r>
+          </w:p>
+        </w:tc>
+        <w:tc>
+          <w:tcPr>
+            <w:tcW w:type="dxa" w:w="6480"/>
+            <w:shd w:val="clear" w:color="auto" w:fill="FFFFFF"/>
+            <w:tcMar>
+              <w:top w:w="100" w:type="dxa"/>
+              <w:bottom w:w="100" w:type="dxa"/>
+              <w:left w:w="150" w:type="dxa"/>
+              <w:right w:w="150" w:type="dxa"/>
+            </w:tcMar>
+          </w:tcPr>
+          <w:p>
+            <w:r>
+              <w:rPr>
+                <w:color w:val="333333"/>
+                <w:sz w:val="18"/>
+              </w:rPr>
+              <w:t>Sử dụng onnx-graphsurgeon vá đồ thị ONNX, tiêm mảng zero-bias cho các node Conv thiếu bias nhằm ngăn chặn crash QAIRT.</w:t>
+            </w:r>
+          </w:p>
+        </w:tc>
+      </w:tr>
+      <w:tr>
+        <w:trPr>
+          <w:cantSplit/>
+        </w:trPr>
+        <w:tc>
+          <w:tcPr>
+            <w:tcW w:type="dxa" w:w="3600"/>
+            <w:shd w:val="clear" w:color="auto" w:fill="F2F5F9"/>
+            <w:tcMar>
+              <w:top w:w="100" w:type="dxa"/>
+              <w:bottom w:w="100" w:type="dxa"/>
+              <w:left w:w="150" w:type="dxa"/>
+              <w:right w:w="150" w:type="dxa"/>
+            </w:tcMar>
+          </w:tcPr>
+          <w:p>
+            <w:r>
+              <w:rPr>
+                <w:color w:val="333333"/>
+                <w:sz w:val="18"/>
+              </w:rPr>
+              <w:t>step4_s1_prepare_calib.py</w:t>
+            </w:r>
+          </w:p>
+        </w:tc>
+        <w:tc>
+          <w:tcPr>
+            <w:tcW w:type="dxa" w:w="6480"/>
+            <w:shd w:val="clear" w:color="auto" w:fill="F2F5F9"/>
+            <w:tcMar>
+              <w:top w:w="100" w:type="dxa"/>
+              <w:bottom w:w="100" w:type="dxa"/>
+              <w:left w:w="150" w:type="dxa"/>
+              <w:right w:w="150" w:type="dxa"/>
+            </w:tcMar>
+          </w:tcPr>
+          <w:p>
+            <w:r>
+              <w:rPr>
+                <w:color w:val="333333"/>
+                <w:sz w:val="18"/>
+              </w:rPr>
+              <w:t>Chuẩn bị 15 mẫu dữ liệu âm thanh đa ngữ đại diện để hiệu chỉnh dải động cho lượng tử W8A16.</w:t>
+            </w:r>
+          </w:p>
+        </w:tc>
+      </w:tr>
+      <w:tr>
+        <w:trPr>
+          <w:cantSplit/>
+        </w:trPr>
+        <w:tc>
+          <w:tcPr>
+            <w:tcW w:type="dxa" w:w="3600"/>
+            <w:shd w:val="clear" w:color="auto" w:fill="FFFFFF"/>
+            <w:tcMar>
+              <w:top w:w="100" w:type="dxa"/>
+              <w:bottom w:w="100" w:type="dxa"/>
+              <w:left w:w="150" w:type="dxa"/>
+              <w:right w:w="150" w:type="dxa"/>
+            </w:tcMar>
+          </w:tcPr>
+          <w:p>
+            <w:r>
+              <w:rPr>
+                <w:color w:val="333333"/>
+                <w:sz w:val="18"/>
+              </w:rPr>
+              <w:t>step4_s1_qai_hub_submit_e2e.py</w:t>
+            </w:r>
+          </w:p>
+        </w:tc>
+        <w:tc>
+          <w:tcPr>
+            <w:tcW w:type="dxa" w:w="6480"/>
+            <w:shd w:val="clear" w:color="auto" w:fill="FFFFFF"/>
+            <w:tcMar>
+              <w:top w:w="100" w:type="dxa"/>
+              <w:bottom w:w="100" w:type="dxa"/>
+              <w:left w:w="150" w:type="dxa"/>
+              <w:right w:w="150" w:type="dxa"/>
+            </w:tcMar>
+          </w:tcPr>
+          <w:p>
+            <w:r>
+              <w:rPr>
+                <w:color w:val="333333"/>
+                <w:sz w:val="18"/>
+              </w:rPr>
+              <w:t>Tự động tải đồ thị đã vá lên Qualcomm AI Hub, khởi tạo job Quantize W8A16 và Compile sang QNN DLC binary.</w:t>
+            </w:r>
+          </w:p>
+        </w:tc>
+      </w:tr>
+      <w:tr>
+        <w:trPr>
+          <w:cantSplit/>
+        </w:trPr>
+        <w:tc>
+          <w:tcPr>
+            <w:tcW w:type="dxa" w:w="3600"/>
+            <w:shd w:val="clear" w:color="auto" w:fill="F2F5F9"/>
+            <w:tcMar>
+              <w:top w:w="100" w:type="dxa"/>
+              <w:bottom w:w="100" w:type="dxa"/>
+              <w:left w:w="150" w:type="dxa"/>
+              <w:right w:w="150" w:type="dxa"/>
+            </w:tcMar>
+          </w:tcPr>
+          <w:p>
+            <w:r>
+              <w:rPr>
+                <w:color w:val="333333"/>
+                <w:sz w:val="18"/>
+              </w:rPr>
+              <w:t>step4_s1_profile_e2e.py</w:t>
+            </w:r>
+          </w:p>
+        </w:tc>
+        <w:tc>
+          <w:tcPr>
+            <w:tcW w:type="dxa" w:w="6480"/>
+            <w:shd w:val="clear" w:color="auto" w:fill="F2F5F9"/>
+            <w:tcMar>
+              <w:top w:w="100" w:type="dxa"/>
+              <w:bottom w:w="100" w:type="dxa"/>
+              <w:left w:w="150" w:type="dxa"/>
+              <w:right w:w="150" w:type="dxa"/>
+            </w:tcMar>
+          </w:tcPr>
+          <w:p>
+            <w:r>
+              <w:rPr>
+                <w:color w:val="333333"/>
+                <w:sz w:val="18"/>
+              </w:rPr>
+              <w:t>Gửi lệnh đo kiểm hiệu năng (profiling) trực tiếp trên thiết bị phần cứng thật Dragonwing IQ-9075 EVK.</w:t>
+            </w:r>
+          </w:p>
+        </w:tc>
+      </w:tr>
+      <w:tr>
+        <w:trPr>
+          <w:cantSplit/>
+        </w:trPr>
+        <w:tc>
+          <w:tcPr>
+            <w:tcW w:type="dxa" w:w="3600"/>
+            <w:shd w:val="clear" w:color="auto" w:fill="FFFFFF"/>
+            <w:tcMar>
+              <w:top w:w="100" w:type="dxa"/>
+              <w:bottom w:w="100" w:type="dxa"/>
+              <w:left w:w="150" w:type="dxa"/>
+              <w:right w:w="150" w:type="dxa"/>
+            </w:tcMar>
+          </w:tcPr>
+          <w:p>
+            <w:r>
+              <w:rPr>
+                <w:color w:val="333333"/>
+                <w:sz w:val="18"/>
+              </w:rPr>
+              <w:t>step4_s1_verify_w8a16.py</w:t>
+            </w:r>
+          </w:p>
+        </w:tc>
+        <w:tc>
+          <w:tcPr>
+            <w:tcW w:type="dxa" w:w="6480"/>
+            <w:shd w:val="clear" w:color="auto" w:fill="FFFFFF"/>
+            <w:tcMar>
+              <w:top w:w="100" w:type="dxa"/>
+              <w:bottom w:w="100" w:type="dxa"/>
+              <w:left w:w="150" w:type="dxa"/>
+              <w:right w:w="150" w:type="dxa"/>
+            </w:tcMar>
+          </w:tcPr>
+          <w:p>
+            <w:r>
+              <w:rPr>
+                <w:color w:val="333333"/>
+                <w:sz w:val="18"/>
+              </w:rPr>
+              <w:t>Đo lường mức độ sai lệch toán học giữa mô hình gốc FP32 và bản nén W8A16 (Cosine Similarity &gt;= 0.95).</w:t>
+            </w:r>
+          </w:p>
+        </w:tc>
+      </w:tr>
+      <w:tr>
+        <w:trPr>
+          <w:cantSplit/>
+        </w:trPr>
+        <w:tc>
+          <w:tcPr>
+            <w:tcW w:type="dxa" w:w="3600"/>
+            <w:shd w:val="clear" w:color="auto" w:fill="F2F5F9"/>
+            <w:tcMar>
+              <w:top w:w="100" w:type="dxa"/>
+              <w:bottom w:w="100" w:type="dxa"/>
+              <w:left w:w="150" w:type="dxa"/>
+              <w:right w:w="150" w:type="dxa"/>
+            </w:tcMar>
+          </w:tcPr>
+          <w:p>
+            <w:r>
+              <w:rPr>
+                <w:color w:val="333333"/>
+                <w:sz w:val="18"/>
+              </w:rPr>
+              <w:t>submit_full_workbench_suite.py</w:t>
+            </w:r>
+          </w:p>
+        </w:tc>
+        <w:tc>
+          <w:tcPr>
+            <w:tcW w:type="dxa" w:w="6480"/>
+            <w:shd w:val="clear" w:color="auto" w:fill="F2F5F9"/>
+            <w:tcMar>
+              <w:top w:w="100" w:type="dxa"/>
+              <w:bottom w:w="100" w:type="dxa"/>
+              <w:left w:w="150" w:type="dxa"/>
+              <w:right w:w="150" w:type="dxa"/>
+            </w:tcMar>
+          </w:tcPr>
+          <w:p>
+            <w:r>
+              <w:rPr>
+                <w:color w:val="333333"/>
+                <w:sz w:val="18"/>
+              </w:rPr>
+              <w:t>Script tự động hoá submission toàn trình 3 công đoạn Quantize, Compile, Inference lên AI Hub Workbench.</w:t>
+            </w:r>
+          </w:p>
+        </w:tc>
+      </w:tr>
+      <w:tr>
+        <w:trPr>
+          <w:cantSplit/>
+        </w:trPr>
+        <w:tc>
+          <w:tcPr>
+            <w:tcW w:type="dxa" w:w="3600"/>
+            <w:shd w:val="clear" w:color="auto" w:fill="FFFFFF"/>
+            <w:tcMar>
+              <w:top w:w="100" w:type="dxa"/>
+              <w:bottom w:w="100" w:type="dxa"/>
+              <w:left w:w="150" w:type="dxa"/>
+              <w:right w:w="150" w:type="dxa"/>
+            </w:tcMar>
+          </w:tcPr>
+          <w:p>
+            <w:r>
+              <w:rPr>
+                <w:color w:val="333333"/>
+                <w:sz w:val="18"/>
+              </w:rPr>
+              <w:t>decode_h5_results.py</w:t>
+            </w:r>
+          </w:p>
+        </w:tc>
+        <w:tc>
+          <w:tcPr>
+            <w:tcW w:type="dxa" w:w="6480"/>
+            <w:shd w:val="clear" w:color="auto" w:fill="FFFFFF"/>
+            <w:tcMar>
+              <w:top w:w="100" w:type="dxa"/>
+              <w:bottom w:w="100" w:type="dxa"/>
+              <w:left w:w="150" w:type="dxa"/>
+              <w:right w:w="150" w:type="dxa"/>
+            </w:tcMar>
+          </w:tcPr>
+          <w:p>
+            <w:r>
+              <w:rPr>
+                <w:color w:val="333333"/>
+                <w:sz w:val="18"/>
+              </w:rPr>
+              <w:t>Trích xuất và giải mã tensor token ID từ file HDF5 output của Qualcomm AI Hub (CTC Collapse + SentencePiece).</w:t>
+            </w:r>
+          </w:p>
+        </w:tc>
+      </w:tr>
+    </w:tbl>
+    <w:p>
+      <w:pPr>
+        <w:keepNext/>
+        <w:spacing w:before="280" w:after="80"/>
+      </w:pPr>
+      <w:r>
+        <w:rPr>
+          <w:rFonts w:ascii="Calibri" w:hAnsi="Calibri"/>
+          <w:b/>
+          <w:color w:val="1F497D"/>
+          <w:sz w:val="28"/>
+        </w:rPr>
+        <w:t>4. Khó khăn kỹ thuật gặp phải &amp; Giải pháp xử lý</w:t>
+      </w:r>
+    </w:p>
+    <w:p>
+      <w:pPr>
+        <w:pStyle w:val="ListBullet"/>
+        <w:spacing w:before="0" w:after="60" w:line="276" w:lineRule="auto"/>
+      </w:pPr>
+      <w:r>
+        <w:rPr>
+          <w:rFonts w:ascii="Calibri" w:hAnsi="Calibri"/>
+          <w:b/>
+          <w:color w:val="1E1E1E"/>
+          <w:sz w:val="20"/>
+        </w:rPr>
+        <w:t xml:space="preserve">• Toán tử unfold() động trong Framing: </w:t>
+      </w:r>
+      <w:r>
+        <w:rPr>
+          <w:rFonts w:ascii="Calibri" w:hAnsi="Calibri"/>
+          <w:color w:val="333333"/>
+          <w:sz w:val="20"/>
+        </w:rPr>
+        <w:t xml:space="preserve"> NPU từ chối lát cắt động -&gt; Thay thế bằng Conv1D Sliding Window cố định tensor shape.</w:t>
+      </w:r>
+    </w:p>
+    <w:p>
+      <w:pPr>
+        <w:pStyle w:val="ListBullet"/>
+        <w:spacing w:before="0" w:after="60" w:line="276" w:lineRule="auto"/>
+      </w:pPr>
+      <w:r>
+        <w:rPr>
+          <w:rFonts w:ascii="Calibri" w:hAnsi="Calibri"/>
+          <w:b/>
+          <w:color w:val="1E1E1E"/>
+          <w:sz w:val="20"/>
+        </w:rPr>
+        <w:t xml:space="preserve">• Phép biến đổi Fourier (fft_rfft): </w:t>
+      </w:r>
+      <w:r>
+        <w:rPr>
+          <w:rFonts w:ascii="Calibri" w:hAnsi="Calibri"/>
+          <w:color w:val="333333"/>
+          <w:sz w:val="20"/>
+        </w:rPr>
+        <w:t xml:space="preserve"> torch.fft.rfft không hỗ trợ ONNX Opset 17 -&gt; Tính trước ma trận DFT tĩnh [512, 257] (Real/Imag) và thay bằng phép nhân ma trận torch.matmul().</w:t>
+      </w:r>
+    </w:p>
+    <w:p>
+      <w:pPr>
+        <w:pStyle w:val="ListBullet"/>
+        <w:spacing w:before="0" w:after="60" w:line="276" w:lineRule="auto"/>
+      </w:pPr>
+      <w:r>
+        <w:rPr>
+          <w:rFonts w:ascii="Calibri" w:hAnsi="Calibri"/>
+          <w:b/>
+          <w:color w:val="1E1E1E"/>
+          <w:sz w:val="20"/>
+        </w:rPr>
+        <w:t xml:space="preserve">• QAIRT crash do thiếu Bias ở node Conv: </w:t>
+      </w:r>
+      <w:r>
+        <w:rPr>
+          <w:rFonts w:ascii="Calibri" w:hAnsi="Calibri"/>
+          <w:color w:val="333333"/>
+          <w:sz w:val="20"/>
+        </w:rPr>
+        <w:t xml:space="preserve"> Trình biên dịch QAIRT yêu cầu mọi node Conv phải có Bias -&gt; Dùng onnx-graphsurgeon tiêm dummy zero-bias vào 70 node Conv khuyết bias.</w:t>
+      </w:r>
+    </w:p>
+    <w:p>
+      <w:pPr>
+        <w:pStyle w:val="ListBullet"/>
+        <w:spacing w:before="0" w:after="60" w:line="276" w:lineRule="auto"/>
+      </w:pPr>
+      <w:r>
+        <w:rPr>
+          <w:rFonts w:ascii="Calibri" w:hAnsi="Calibri"/>
+          <w:b/>
+          <w:color w:val="1E1E1E"/>
+          <w:sz w:val="20"/>
+        </w:rPr>
+        <w:t xml:space="preserve">• Sai lệch Positional Encoding: </w:t>
+      </w:r>
+      <w:r>
+        <w:rPr>
+          <w:rFonts w:ascii="Calibri" w:hAnsi="Calibri"/>
+          <w:color w:val="333333"/>
+          <w:sz w:val="20"/>
+        </w:rPr>
+        <w:t xml:space="preserve"> Lỗi off-by-one khi sinh tensor vị trí -&gt; Nướng cứng tensor PE tĩnh [1, 504, 560] vào đồ thị.</w:t>
+      </w:r>
+    </w:p>
+    <w:p>
+      <w:pPr>
+        <w:pStyle w:val="ListBullet"/>
+        <w:spacing w:before="0" w:after="60" w:line="276" w:lineRule="auto"/>
+      </w:pPr>
+      <w:r>
+        <w:rPr>
+          <w:rFonts w:ascii="Calibri" w:hAnsi="Calibri"/>
+          <w:b/>
+          <w:color w:val="1E1E1E"/>
+          <w:sz w:val="20"/>
+        </w:rPr>
+        <w:t xml:space="preserve">• Định tuyến Ngôn ngữ &amp; Hiện tượng Zero-Padding: </w:t>
+      </w:r>
+      <w:r>
+        <w:rPr>
+          <w:rFonts w:ascii="Calibri" w:hAnsi="Calibri"/>
+          <w:color w:val="333333"/>
+          <w:sz w:val="20"/>
+        </w:rPr>
+        <w:t xml:space="preserve"> Ở lần submit đầu, việc ép cứng chỉ số language (3, 4, 7) làm lệch bảng embedding, cộng với zero-padding 85% ở static shape 29s khiến dải động W8A16 bị kéo tụt -&gt; Giải pháp: Chuyển sang cơ chế language=0 (Auto LID). Kết quả: NPU đã nhận dạng thành công câu tiếng Anh dài (14/18 từ), và bản FP32 trên CPU đạt 100% độ chính xác ở cả 3 thứ tiếng.</w:t>
+      </w:r>
+    </w:p>
+    <w:p>
+      <w:pPr>
+        <w:keepNext/>
+        <w:spacing w:before="280" w:after="80"/>
+      </w:pPr>
+      <w:r>
+        <w:rPr>
+          <w:rFonts w:ascii="Calibri" w:hAnsi="Calibri"/>
+          <w:b/>
+          <w:color w:val="1F497D"/>
+          <w:sz w:val="28"/>
+        </w:rPr>
+        <w:t>5. Kết quả thực nghiệm đo đạc trên phần cứng</w:t>
+      </w:r>
+    </w:p>
+    <w:p>
+      <w:pPr>
+        <w:spacing w:before="0" w:after="80" w:line="276" w:lineRule="auto"/>
+      </w:pPr>
+      <w:r>
+        <w:rPr>
+          <w:rFonts w:ascii="Calibri" w:hAnsi="Calibri"/>
+          <w:i w:val="0"/>
+          <w:color w:val="333333"/>
+          <w:sz w:val="20"/>
+        </w:rPr>
+        <w:t>Toàn bộ bộ công cụ mô hình SenseVoice-Small End-to-End đã được submit và kiểm chứng thành công trọn vẹn trên nền tảng Qualcomm AI Hub Workbench với phần cứng vật lý Dragonwing IQ-9075 EVK:</w:t>
+      </w:r>
+    </w:p>
+    <w:p>
+      <w:pPr>
+        <w:keepNext/>
+        <w:spacing w:before="200" w:after="40"/>
+      </w:pPr>
+      <w:r>
+        <w:rPr>
+          <w:rFonts w:ascii="Calibri" w:hAnsi="Calibri"/>
+          <w:b/>
+          <w:color w:val="4472C4"/>
+          <w:sz w:val="24"/>
+        </w:rPr>
+        <w:t>5.1. Bảng tổng hợp các phiên làm việc (Jobs) trên Qualcomm AI Hub Workbench</w:t>
       </w:r>
     </w:p>
     <w:tbl>
@@ -318,15 +936,15 @@
               <w:rPr>
                 <w:b/>
                 <w:color w:val="FFFFFF"/>
-                <w:sz w:val="20"/>
+                <w:sz w:val="19"/>
               </w:rPr>
-              <w:t>Khối thành phần mô hình</w:t>
+              <w:t>Phiên làm việc (Job Type)</w:t>
             </w:r>
           </w:p>
         </w:tc>
         <w:tc>
           <w:tcPr>
-            <w:tcW w:type="dxa" w:w="2880"/>
+            <w:tcW w:type="dxa" w:w="1584"/>
             <w:shd w:val="clear" w:color="auto" w:fill="1F497D"/>
             <w:tcMar>
               <w:top w:w="120" w:type="dxa"/>
@@ -343,34 +961,9 @@
               <w:rPr>
                 <w:b/>
                 <w:color w:val="FFFFFF"/>
-                <w:sz w:val="20"/>
+                <w:sz w:val="19"/>
               </w:rPr>
-              <w:t>Bản gốc FunASR (Chưa tối ưu)</w:t>
-            </w:r>
-          </w:p>
-        </w:tc>
-        <w:tc>
-          <w:tcPr>
-            <w:tcW w:type="dxa" w:w="3168"/>
-            <w:shd w:val="clear" w:color="auto" w:fill="1F497D"/>
-            <w:tcMar>
-              <w:top w:w="120" w:type="dxa"/>
-              <w:bottom w:w="120" w:type="dxa"/>
-              <w:left w:w="150" w:type="dxa"/>
-              <w:right w:w="150" w:type="dxa"/>
-            </w:tcMar>
-          </w:tcPr>
-          <w:p>
-            <w:pPr>
-              <w:jc w:val="center"/>
-            </w:pPr>
-            <w:r>
-              <w:rPr>
-                <w:b/>
-                <w:color w:val="FFFFFF"/>
-                <w:sz w:val="20"/>
-              </w:rPr>
-              <w:t>Giải pháp End-to-End W8A16</w:t>
+              <w:t>Mã định danh (Job ID)</w:t>
             </w:r>
           </w:p>
         </w:tc>
@@ -393,431 +986,15 @@
               <w:rPr>
                 <w:b/>
                 <w:color w:val="FFFFFF"/>
-                <w:sz w:val="20"/>
-              </w:rPr>
-              <w:t>Nền tảng thực thi</w:t>
-            </w:r>
-          </w:p>
-        </w:tc>
-      </w:tr>
-      <w:tr>
-        <w:trPr>
-          <w:cantSplit/>
-        </w:trPr>
-        <w:tc>
-          <w:tcPr>
-            <w:tcW w:type="dxa" w:w="2592"/>
-            <w:shd w:val="clear" w:color="auto" w:fill="F2F5F9"/>
-            <w:tcMar>
-              <w:top w:w="100" w:type="dxa"/>
-              <w:bottom w:w="100" w:type="dxa"/>
-              <w:left w:w="150" w:type="dxa"/>
-              <w:right w:w="150" w:type="dxa"/>
-            </w:tcMar>
-          </w:tcPr>
-          <w:p>
-            <w:r>
-              <w:rPr>
-                <w:color w:val="333333"/>
                 <w:sz w:val="19"/>
               </w:rPr>
-              <w:t>WavFrontend (STFT, Mel, LFR, CMVN)</w:t>
+              <w:t>Trạng thái</w:t>
             </w:r>
           </w:p>
         </w:tc>
         <w:tc>
           <w:tcPr>
-            <w:tcW w:type="dxa" w:w="2880"/>
-            <w:shd w:val="clear" w:color="auto" w:fill="F2F5F9"/>
-            <w:tcMar>
-              <w:top w:w="100" w:type="dxa"/>
-              <w:bottom w:w="100" w:type="dxa"/>
-              <w:left w:w="150" w:type="dxa"/>
-              <w:right w:w="150" w:type="dxa"/>
-            </w:tcMar>
-          </w:tcPr>
-          <w:p>
-            <w:r>
-              <w:rPr>
-                <w:color w:val="333333"/>
-                <w:sz w:val="19"/>
-              </w:rPr>
-              <w:t>Chạy bằng Python/Kaldi trên CPU do dùng unfold() động và fft_rfft.</w:t>
-            </w:r>
-          </w:p>
-        </w:tc>
-        <w:tc>
-          <w:tcPr>
-            <w:tcW w:type="dxa" w:w="3168"/>
-            <w:shd w:val="clear" w:color="auto" w:fill="F2F5F9"/>
-            <w:tcMar>
-              <w:top w:w="100" w:type="dxa"/>
-              <w:bottom w:w="100" w:type="dxa"/>
-              <w:left w:w="150" w:type="dxa"/>
-              <w:right w:w="150" w:type="dxa"/>
-            </w:tcMar>
-          </w:tcPr>
-          <w:p>
-            <w:r>
-              <w:rPr>
-                <w:color w:val="333333"/>
-                <w:sz w:val="19"/>
-              </w:rPr>
-              <w:t>Chuyển thành Conv1D trượt tĩnh và Ma trận DFT Matmul tĩnh nướng vào ONNX.</w:t>
-            </w:r>
-          </w:p>
-        </w:tc>
-        <w:tc>
-          <w:tcPr>
-            <w:tcW w:type="dxa" w:w="1440"/>
-            <w:shd w:val="clear" w:color="auto" w:fill="F2F5F9"/>
-            <w:tcMar>
-              <w:top w:w="100" w:type="dxa"/>
-              <w:bottom w:w="100" w:type="dxa"/>
-              <w:left w:w="150" w:type="dxa"/>
-              <w:right w:w="150" w:type="dxa"/>
-            </w:tcMar>
-          </w:tcPr>
-          <w:p>
-            <w:r>
-              <w:rPr>
-                <w:color w:val="333333"/>
-                <w:sz w:val="19"/>
-              </w:rPr>
-              <w:t>100% trên NPU</w:t>
-            </w:r>
-          </w:p>
-        </w:tc>
-      </w:tr>
-      <w:tr>
-        <w:trPr>
-          <w:cantSplit/>
-        </w:trPr>
-        <w:tc>
-          <w:tcPr>
-            <w:tcW w:type="dxa" w:w="2592"/>
-            <w:shd w:val="clear" w:color="auto" w:fill="FFFFFF"/>
-            <w:tcMar>
-              <w:top w:w="100" w:type="dxa"/>
-              <w:bottom w:w="100" w:type="dxa"/>
-              <w:left w:w="150" w:type="dxa"/>
-              <w:right w:w="150" w:type="dxa"/>
-            </w:tcMar>
-          </w:tcPr>
-          <w:p>
-            <w:r>
-              <w:rPr>
-                <w:color w:val="333333"/>
-                <w:sz w:val="19"/>
-              </w:rPr>
-              <w:t>SenseVoice Encoder (50 Transformer Layers)</w:t>
-            </w:r>
-          </w:p>
-        </w:tc>
-        <w:tc>
-          <w:tcPr>
-            <w:tcW w:type="dxa" w:w="2880"/>
-            <w:shd w:val="clear" w:color="auto" w:fill="FFFFFF"/>
-            <w:tcMar>
-              <w:top w:w="100" w:type="dxa"/>
-              <w:bottom w:w="100" w:type="dxa"/>
-              <w:left w:w="150" w:type="dxa"/>
-              <w:right w:w="150" w:type="dxa"/>
-            </w:tcMar>
-          </w:tcPr>
-          <w:p>
-            <w:r>
-              <w:rPr>
-                <w:color w:val="333333"/>
-                <w:sz w:val="19"/>
-              </w:rPr>
-              <w:t>Chạy FP32 nặng nề, dải động lớn gây nghẽn bộ nhớ.</w:t>
-            </w:r>
-          </w:p>
-        </w:tc>
-        <w:tc>
-          <w:tcPr>
-            <w:tcW w:type="dxa" w:w="3168"/>
-            <w:shd w:val="clear" w:color="auto" w:fill="FFFFFF"/>
-            <w:tcMar>
-              <w:top w:w="100" w:type="dxa"/>
-              <w:bottom w:w="100" w:type="dxa"/>
-              <w:left w:w="150" w:type="dxa"/>
-              <w:right w:w="150" w:type="dxa"/>
-            </w:tcMar>
-          </w:tcPr>
-          <w:p>
-            <w:r>
-              <w:rPr>
-                <w:color w:val="333333"/>
-                <w:sz w:val="19"/>
-              </w:rPr>
-              <w:t>Lượng tử W8A16, vá mảng Positional Encoding tĩnh và tiêm Zero-Bias cho Conv.</w:t>
-            </w:r>
-          </w:p>
-        </w:tc>
-        <w:tc>
-          <w:tcPr>
-            <w:tcW w:type="dxa" w:w="1440"/>
-            <w:shd w:val="clear" w:color="auto" w:fill="FFFFFF"/>
-            <w:tcMar>
-              <w:top w:w="100" w:type="dxa"/>
-              <w:bottom w:w="100" w:type="dxa"/>
-              <w:left w:w="150" w:type="dxa"/>
-              <w:right w:w="150" w:type="dxa"/>
-            </w:tcMar>
-          </w:tcPr>
-          <w:p>
-            <w:r>
-              <w:rPr>
-                <w:color w:val="333333"/>
-                <w:sz w:val="19"/>
-              </w:rPr>
-              <w:t>100% trên NPU</w:t>
-            </w:r>
-          </w:p>
-        </w:tc>
-      </w:tr>
-      <w:tr>
-        <w:trPr>
-          <w:cantSplit/>
-        </w:trPr>
-        <w:tc>
-          <w:tcPr>
-            <w:tcW w:type="dxa" w:w="2592"/>
-            <w:shd w:val="clear" w:color="auto" w:fill="F2F5F9"/>
-            <w:tcMar>
-              <w:top w:w="100" w:type="dxa"/>
-              <w:bottom w:w="100" w:type="dxa"/>
-              <w:left w:w="150" w:type="dxa"/>
-              <w:right w:w="150" w:type="dxa"/>
-            </w:tcMar>
-          </w:tcPr>
-          <w:p>
-            <w:r>
-              <w:rPr>
-                <w:color w:val="333333"/>
-                <w:sz w:val="19"/>
-              </w:rPr>
-              <w:t>CTC Projection Head</w:t>
-            </w:r>
-          </w:p>
-        </w:tc>
-        <w:tc>
-          <w:tcPr>
-            <w:tcW w:type="dxa" w:w="2880"/>
-            <w:shd w:val="clear" w:color="auto" w:fill="F2F5F9"/>
-            <w:tcMar>
-              <w:top w:w="100" w:type="dxa"/>
-              <w:bottom w:w="100" w:type="dxa"/>
-              <w:left w:w="150" w:type="dxa"/>
-              <w:right w:w="150" w:type="dxa"/>
-            </w:tcMar>
-          </w:tcPr>
-          <w:p>
-            <w:r>
-              <w:rPr>
-                <w:color w:val="333333"/>
-                <w:sz w:val="19"/>
-              </w:rPr>
-              <w:t>Chiếu tuyến tính sang 25.055 từ vựng.</w:t>
-            </w:r>
-          </w:p>
-        </w:tc>
-        <w:tc>
-          <w:tcPr>
-            <w:tcW w:type="dxa" w:w="3168"/>
-            <w:shd w:val="clear" w:color="auto" w:fill="F2F5F9"/>
-            <w:tcMar>
-              <w:top w:w="100" w:type="dxa"/>
-              <w:bottom w:w="100" w:type="dxa"/>
-              <w:left w:w="150" w:type="dxa"/>
-              <w:right w:w="150" w:type="dxa"/>
-            </w:tcMar>
-          </w:tcPr>
-          <w:p>
-            <w:r>
-              <w:rPr>
-                <w:color w:val="333333"/>
-                <w:sz w:val="19"/>
-              </w:rPr>
-              <w:t>Ánh xạ trực tiếp sang không gian xác suất token trên NPU.</w:t>
-            </w:r>
-          </w:p>
-        </w:tc>
-        <w:tc>
-          <w:tcPr>
-            <w:tcW w:type="dxa" w:w="1440"/>
-            <w:shd w:val="clear" w:color="auto" w:fill="F2F5F9"/>
-            <w:tcMar>
-              <w:top w:w="100" w:type="dxa"/>
-              <w:bottom w:w="100" w:type="dxa"/>
-              <w:left w:w="150" w:type="dxa"/>
-              <w:right w:w="150" w:type="dxa"/>
-            </w:tcMar>
-          </w:tcPr>
-          <w:p>
-            <w:r>
-              <w:rPr>
-                <w:color w:val="333333"/>
-                <w:sz w:val="19"/>
-              </w:rPr>
-              <w:t>100% trên NPU</w:t>
-            </w:r>
-          </w:p>
-        </w:tc>
-      </w:tr>
-      <w:tr>
-        <w:trPr>
-          <w:cantSplit/>
-        </w:trPr>
-        <w:tc>
-          <w:tcPr>
-            <w:tcW w:type="dxa" w:w="2592"/>
-            <w:shd w:val="clear" w:color="auto" w:fill="FFFFFF"/>
-            <w:tcMar>
-              <w:top w:w="100" w:type="dxa"/>
-              <w:bottom w:w="100" w:type="dxa"/>
-              <w:left w:w="150" w:type="dxa"/>
-              <w:right w:w="150" w:type="dxa"/>
-            </w:tcMar>
-          </w:tcPr>
-          <w:p>
-            <w:r>
-              <w:rPr>
-                <w:color w:val="333333"/>
-                <w:sz w:val="19"/>
-              </w:rPr>
-              <w:t>CTC Argmax</w:t>
-            </w:r>
-          </w:p>
-        </w:tc>
-        <w:tc>
-          <w:tcPr>
-            <w:tcW w:type="dxa" w:w="2880"/>
-            <w:shd w:val="clear" w:color="auto" w:fill="FFFFFF"/>
-            <w:tcMar>
-              <w:top w:w="100" w:type="dxa"/>
-              <w:bottom w:w="100" w:type="dxa"/>
-              <w:left w:w="150" w:type="dxa"/>
-              <w:right w:w="150" w:type="dxa"/>
-            </w:tcMar>
-          </w:tcPr>
-          <w:p>
-            <w:r>
-              <w:rPr>
-                <w:color w:val="333333"/>
-                <w:sz w:val="19"/>
-              </w:rPr>
-              <w:t>Trả ma trận xác suất ~50MB về CPU rồi CPU mới tìm số cực đại.</w:t>
-            </w:r>
-          </w:p>
-        </w:tc>
-        <w:tc>
-          <w:tcPr>
-            <w:tcW w:type="dxa" w:w="3168"/>
-            <w:shd w:val="clear" w:color="auto" w:fill="FFFFFF"/>
-            <w:tcMar>
-              <w:top w:w="100" w:type="dxa"/>
-              <w:bottom w:w="100" w:type="dxa"/>
-              <w:left w:w="150" w:type="dxa"/>
-              <w:right w:w="150" w:type="dxa"/>
-            </w:tcMar>
-          </w:tcPr>
-          <w:p>
-            <w:r>
-              <w:rPr>
-                <w:color w:val="333333"/>
-                <w:sz w:val="19"/>
-              </w:rPr>
-              <w:t>Gắn toán tử Argmax vào cuối đồ thị ONNX, NPU tự tìm Max và chỉ xuất mảng [1, 504] (~2KB).</w:t>
-            </w:r>
-          </w:p>
-        </w:tc>
-        <w:tc>
-          <w:tcPr>
-            <w:tcW w:type="dxa" w:w="1440"/>
-            <w:shd w:val="clear" w:color="auto" w:fill="FFFFFF"/>
-            <w:tcMar>
-              <w:top w:w="100" w:type="dxa"/>
-              <w:bottom w:w="100" w:type="dxa"/>
-              <w:left w:w="150" w:type="dxa"/>
-              <w:right w:w="150" w:type="dxa"/>
-            </w:tcMar>
-          </w:tcPr>
-          <w:p>
-            <w:r>
-              <w:rPr>
-                <w:color w:val="333333"/>
-                <w:sz w:val="19"/>
-              </w:rPr>
-              <w:t>100% trên NPU</w:t>
-            </w:r>
-          </w:p>
-        </w:tc>
-      </w:tr>
-    </w:tbl>
-    <w:p>
-      <w:pPr>
-        <w:spacing w:before="0" w:after="80" w:line="276" w:lineRule="auto"/>
-      </w:pPr>
-      <w:r>
-        <w:rPr>
-          <w:rFonts w:ascii="Calibri" w:hAnsi="Calibri"/>
-          <w:i w:val="0"/>
-          <w:color w:val="333333"/>
-          <w:sz w:val="21"/>
-        </w:rPr>
-        <w:t>Vai trò tối giản của CPU: CPU trên bo mạch chỉ đảm nhận 2 tác vụ phần mềm cực nhẹ (&lt;0.1ms): (1) Đọc mảng âm thanh từ Microphone đưa vào RAM và chuyển con trỏ cho NPU; (2) Nhận mảng 504 số Token ID từ NPU và thực hiện tra từ điển (CTC collapse loại bỏ token blank + SentencePiece vocab lookup dịch ID thành từ). Toàn bộ phép tính nơ-ron nặng đều nằm trọn trên NPU.</w:t>
-      </w:r>
-    </w:p>
-    <w:p>
-      <w:pPr>
-        <w:keepNext/>
-        <w:spacing w:before="280" w:after="80"/>
-      </w:pPr>
-      <w:r>
-        <w:rPr>
-          <w:rFonts w:ascii="Calibri" w:hAnsi="Calibri"/>
-          <w:b/>
-          <w:color w:val="1F497D"/>
-          <w:sz w:val="28"/>
-        </w:rPr>
-        <w:t>3. Các tệp mã nguồn triển khai (Pipeline Files)</w:t>
-      </w:r>
-    </w:p>
-    <w:p>
-      <w:pPr>
-        <w:spacing w:before="0" w:after="80" w:line="276" w:lineRule="auto"/>
-      </w:pPr>
-      <w:r>
-        <w:rPr>
-          <w:rFonts w:ascii="Calibri" w:hAnsi="Calibri"/>
-          <w:i w:val="0"/>
-          <w:color w:val="333333"/>
-          <w:sz w:val="21"/>
-        </w:rPr>
-        <w:t>Toàn bộ quy trình nén, sửa lỗi đồ thị và submit lên phần cứng được chuẩn hoá thành các tệp mã nguồn trong thư mục src/step1_asr/:</w:t>
-      </w:r>
-    </w:p>
-    <w:tbl>
-      <w:tblPr>
-        <w:tblW w:type="auto" w:w="0"/>
-        <w:jc w:val="center"/>
-        <w:tblLook w:firstColumn="1" w:firstRow="1" w:lastColumn="0" w:lastRow="0" w:noHBand="0" w:noVBand="1" w:val="04A0"/>
-      </w:tblPr>
-      <w:tblGrid>
-        <w:gridCol w:w="4320"/>
-        <w:gridCol w:w="4320"/>
-      </w:tblGrid>
-      <w:tr>
-        <w:trPr>
-          <w:cantSplit/>
-          <w:tblHeader/>
-        </w:trPr>
-        <w:tc>
-          <w:tcPr>
-            <w:tcW w:type="dxa" w:w="3600"/>
+            <w:tcW w:type="dxa" w:w="4464"/>
             <w:shd w:val="clear" w:color="auto" w:fill="1F497D"/>
             <w:tcMar>
               <w:top w:w="120" w:type="dxa"/>
@@ -834,830 +1011,7 @@
               <w:rPr>
                 <w:b/>
                 <w:color w:val="FFFFFF"/>
-                <w:sz w:val="20"/>
-              </w:rPr>
-              <w:t>Tệp mã nguồn</w:t>
-            </w:r>
-          </w:p>
-        </w:tc>
-        <w:tc>
-          <w:tcPr>
-            <w:tcW w:type="dxa" w:w="6480"/>
-            <w:shd w:val="clear" w:color="auto" w:fill="1F497D"/>
-            <w:tcMar>
-              <w:top w:w="120" w:type="dxa"/>
-              <w:bottom w:w="120" w:type="dxa"/>
-              <w:left w:w="150" w:type="dxa"/>
-              <w:right w:w="150" w:type="dxa"/>
-            </w:tcMar>
-          </w:tcPr>
-          <w:p>
-            <w:pPr>
-              <w:jc w:val="center"/>
-            </w:pPr>
-            <w:r>
-              <w:rPr>
-                <w:b/>
-                <w:color w:val="FFFFFF"/>
-                <w:sz w:val="20"/>
-              </w:rPr>
-              <w:t>Vai trò &amp; Chức năng kỹ thuật</w:t>
-            </w:r>
-          </w:p>
-        </w:tc>
-      </w:tr>
-      <w:tr>
-        <w:trPr>
-          <w:cantSplit/>
-        </w:trPr>
-        <w:tc>
-          <w:tcPr>
-            <w:tcW w:type="dxa" w:w="3600"/>
-            <w:shd w:val="clear" w:color="auto" w:fill="F2F5F9"/>
-            <w:tcMar>
-              <w:top w:w="100" w:type="dxa"/>
-              <w:bottom w:w="100" w:type="dxa"/>
-              <w:left w:w="150" w:type="dxa"/>
-              <w:right w:w="150" w:type="dxa"/>
-            </w:tcMar>
-          </w:tcPr>
-          <w:p>
-            <w:r>
-              <w:rPr>
-                <w:color w:val="333333"/>
                 <w:sz w:val="19"/>
-              </w:rPr>
-              <w:t>step4_s1_export_e2e_onnx.py</w:t>
-            </w:r>
-          </w:p>
-        </w:tc>
-        <w:tc>
-          <w:tcPr>
-            <w:tcW w:type="dxa" w:w="6480"/>
-            <w:shd w:val="clear" w:color="auto" w:fill="F2F5F9"/>
-            <w:tcMar>
-              <w:top w:w="100" w:type="dxa"/>
-              <w:bottom w:w="100" w:type="dxa"/>
-              <w:left w:w="150" w:type="dxa"/>
-              <w:right w:w="150" w:type="dxa"/>
-            </w:tcMar>
-          </w:tcPr>
-          <w:p>
-            <w:r>
-              <w:rPr>
-                <w:color w:val="333333"/>
-                <w:sz w:val="19"/>
-              </w:rPr>
-              <w:t>Xuất đồ thị E2E hợp nhất từ sóng âm WAV thô đến CTC Argmax với kích thước tĩnh [1, 464000], nhúng ma trận DFT tĩnh thay cho FFT.</w:t>
-            </w:r>
-          </w:p>
-        </w:tc>
-      </w:tr>
-      <w:tr>
-        <w:trPr>
-          <w:cantSplit/>
-        </w:trPr>
-        <w:tc>
-          <w:tcPr>
-            <w:tcW w:type="dxa" w:w="3600"/>
-            <w:shd w:val="clear" w:color="auto" w:fill="FFFFFF"/>
-            <w:tcMar>
-              <w:top w:w="100" w:type="dxa"/>
-              <w:bottom w:w="100" w:type="dxa"/>
-              <w:left w:w="150" w:type="dxa"/>
-              <w:right w:w="150" w:type="dxa"/>
-            </w:tcMar>
-          </w:tcPr>
-          <w:p>
-            <w:r>
-              <w:rPr>
-                <w:color w:val="333333"/>
-                <w:sz w:val="19"/>
-              </w:rPr>
-              <w:t>step4_s1_patch_mask.py</w:t>
-            </w:r>
-          </w:p>
-        </w:tc>
-        <w:tc>
-          <w:tcPr>
-            <w:tcW w:type="dxa" w:w="6480"/>
-            <w:shd w:val="clear" w:color="auto" w:fill="FFFFFF"/>
-            <w:tcMar>
-              <w:top w:w="100" w:type="dxa"/>
-              <w:bottom w:w="100" w:type="dxa"/>
-              <w:left w:w="150" w:type="dxa"/>
-              <w:right w:w="150" w:type="dxa"/>
-            </w:tcMar>
-          </w:tcPr>
-          <w:p>
-            <w:r>
-              <w:rPr>
-                <w:color w:val="333333"/>
-                <w:sz w:val="19"/>
-              </w:rPr>
-              <w:t>Sử dụng onnx-graphsurgeon vá đồ thị ONNX, tiêm mảng zero-bias cho các node Conv thiếu bias nhằm ngăn chặn crash trình biên dịch QAIRT.</w:t>
-            </w:r>
-          </w:p>
-        </w:tc>
-      </w:tr>
-      <w:tr>
-        <w:trPr>
-          <w:cantSplit/>
-        </w:trPr>
-        <w:tc>
-          <w:tcPr>
-            <w:tcW w:type="dxa" w:w="3600"/>
-            <w:shd w:val="clear" w:color="auto" w:fill="F2F5F9"/>
-            <w:tcMar>
-              <w:top w:w="100" w:type="dxa"/>
-              <w:bottom w:w="100" w:type="dxa"/>
-              <w:left w:w="150" w:type="dxa"/>
-              <w:right w:w="150" w:type="dxa"/>
-            </w:tcMar>
-          </w:tcPr>
-          <w:p>
-            <w:r>
-              <w:rPr>
-                <w:color w:val="333333"/>
-                <w:sz w:val="19"/>
-              </w:rPr>
-              <w:t>step4_s1_prepare_calib.py</w:t>
-            </w:r>
-          </w:p>
-        </w:tc>
-        <w:tc>
-          <w:tcPr>
-            <w:tcW w:type="dxa" w:w="6480"/>
-            <w:shd w:val="clear" w:color="auto" w:fill="F2F5F9"/>
-            <w:tcMar>
-              <w:top w:w="100" w:type="dxa"/>
-              <w:bottom w:w="100" w:type="dxa"/>
-              <w:left w:w="150" w:type="dxa"/>
-              <w:right w:w="150" w:type="dxa"/>
-            </w:tcMar>
-          </w:tcPr>
-          <w:p>
-            <w:r>
-              <w:rPr>
-                <w:color w:val="333333"/>
-                <w:sz w:val="19"/>
-              </w:rPr>
-              <w:t>Chuẩn bị 15 mẫu dữ liệu âm thanh đa ngữ đại diện để hiệu chỉnh dải động cho thuật toán lượng tử hoá W8A16 trên AI Hub.</w:t>
-            </w:r>
-          </w:p>
-        </w:tc>
-      </w:tr>
-      <w:tr>
-        <w:trPr>
-          <w:cantSplit/>
-        </w:trPr>
-        <w:tc>
-          <w:tcPr>
-            <w:tcW w:type="dxa" w:w="3600"/>
-            <w:shd w:val="clear" w:color="auto" w:fill="FFFFFF"/>
-            <w:tcMar>
-              <w:top w:w="100" w:type="dxa"/>
-              <w:bottom w:w="100" w:type="dxa"/>
-              <w:left w:w="150" w:type="dxa"/>
-              <w:right w:w="150" w:type="dxa"/>
-            </w:tcMar>
-          </w:tcPr>
-          <w:p>
-            <w:r>
-              <w:rPr>
-                <w:color w:val="333333"/>
-                <w:sz w:val="19"/>
-              </w:rPr>
-              <w:t>step4_s1_qai_hub_submit_e2e.py</w:t>
-            </w:r>
-          </w:p>
-        </w:tc>
-        <w:tc>
-          <w:tcPr>
-            <w:tcW w:type="dxa" w:w="6480"/>
-            <w:shd w:val="clear" w:color="auto" w:fill="FFFFFF"/>
-            <w:tcMar>
-              <w:top w:w="100" w:type="dxa"/>
-              <w:bottom w:w="100" w:type="dxa"/>
-              <w:left w:w="150" w:type="dxa"/>
-              <w:right w:w="150" w:type="dxa"/>
-            </w:tcMar>
-          </w:tcPr>
-          <w:p>
-            <w:r>
-              <w:rPr>
-                <w:color w:val="333333"/>
-                <w:sz w:val="19"/>
-              </w:rPr>
-              <w:t>Tự động tải đồ thị đã vá lên Qualcomm AI Hub, khởi tạo job Quantize W8A16 và Compile sang định dạng QNN binary.</w:t>
-            </w:r>
-          </w:p>
-        </w:tc>
-      </w:tr>
-      <w:tr>
-        <w:trPr>
-          <w:cantSplit/>
-        </w:trPr>
-        <w:tc>
-          <w:tcPr>
-            <w:tcW w:type="dxa" w:w="3600"/>
-            <w:shd w:val="clear" w:color="auto" w:fill="F2F5F9"/>
-            <w:tcMar>
-              <w:top w:w="100" w:type="dxa"/>
-              <w:bottom w:w="100" w:type="dxa"/>
-              <w:left w:w="150" w:type="dxa"/>
-              <w:right w:w="150" w:type="dxa"/>
-            </w:tcMar>
-          </w:tcPr>
-          <w:p>
-            <w:r>
-              <w:rPr>
-                <w:color w:val="333333"/>
-                <w:sz w:val="19"/>
-              </w:rPr>
-              <w:t>step4_s1_profile_e2e.py</w:t>
-            </w:r>
-          </w:p>
-        </w:tc>
-        <w:tc>
-          <w:tcPr>
-            <w:tcW w:type="dxa" w:w="6480"/>
-            <w:shd w:val="clear" w:color="auto" w:fill="F2F5F9"/>
-            <w:tcMar>
-              <w:top w:w="100" w:type="dxa"/>
-              <w:bottom w:w="100" w:type="dxa"/>
-              <w:left w:w="150" w:type="dxa"/>
-              <w:right w:w="150" w:type="dxa"/>
-            </w:tcMar>
-          </w:tcPr>
-          <w:p>
-            <w:r>
-              <w:rPr>
-                <w:color w:val="333333"/>
-                <w:sz w:val="19"/>
-              </w:rPr>
-              <w:t>Gửi lệnh đo kiểm hiệu năng (profiling) trực tiếp trên thiết bị phần cứng thật Dragonwing IQ-9075 EVK qua Cloud Device Farm.</w:t>
-            </w:r>
-          </w:p>
-        </w:tc>
-      </w:tr>
-      <w:tr>
-        <w:trPr>
-          <w:cantSplit/>
-        </w:trPr>
-        <w:tc>
-          <w:tcPr>
-            <w:tcW w:type="dxa" w:w="3600"/>
-            <w:shd w:val="clear" w:color="auto" w:fill="FFFFFF"/>
-            <w:tcMar>
-              <w:top w:w="100" w:type="dxa"/>
-              <w:bottom w:w="100" w:type="dxa"/>
-              <w:left w:w="150" w:type="dxa"/>
-              <w:right w:w="150" w:type="dxa"/>
-            </w:tcMar>
-          </w:tcPr>
-          <w:p>
-            <w:r>
-              <w:rPr>
-                <w:color w:val="333333"/>
-                <w:sz w:val="19"/>
-              </w:rPr>
-              <w:t>step4_s1_verify_w8a16.py</w:t>
-            </w:r>
-          </w:p>
-        </w:tc>
-        <w:tc>
-          <w:tcPr>
-            <w:tcW w:type="dxa" w:w="6480"/>
-            <w:shd w:val="clear" w:color="auto" w:fill="FFFFFF"/>
-            <w:tcMar>
-              <w:top w:w="100" w:type="dxa"/>
-              <w:bottom w:w="100" w:type="dxa"/>
-              <w:left w:w="150" w:type="dxa"/>
-              <w:right w:w="150" w:type="dxa"/>
-            </w:tcMar>
-          </w:tcPr>
-          <w:p>
-            <w:r>
-              <w:rPr>
-                <w:color w:val="333333"/>
-                <w:sz w:val="19"/>
-              </w:rPr>
-              <w:t>Đo lường mức độ sai lệch toán học giữa mô hình gốc FP32 và bản nén W8A16 (Cosine Similarity threshold &gt;= 0.95).</w:t>
-            </w:r>
-          </w:p>
-        </w:tc>
-      </w:tr>
-      <w:tr>
-        <w:trPr>
-          <w:cantSplit/>
-        </w:trPr>
-        <w:tc>
-          <w:tcPr>
-            <w:tcW w:type="dxa" w:w="3600"/>
-            <w:shd w:val="clear" w:color="auto" w:fill="F2F5F9"/>
-            <w:tcMar>
-              <w:top w:w="100" w:type="dxa"/>
-              <w:bottom w:w="100" w:type="dxa"/>
-              <w:left w:w="150" w:type="dxa"/>
-              <w:right w:w="150" w:type="dxa"/>
-            </w:tcMar>
-          </w:tcPr>
-          <w:p>
-            <w:r>
-              <w:rPr>
-                <w:color w:val="333333"/>
-                <w:sz w:val="19"/>
-              </w:rPr>
-              <w:t>submit_full_workbench_suite.py</w:t>
-            </w:r>
-          </w:p>
-        </w:tc>
-        <w:tc>
-          <w:tcPr>
-            <w:tcW w:type="dxa" w:w="6480"/>
-            <w:shd w:val="clear" w:color="auto" w:fill="F2F5F9"/>
-            <w:tcMar>
-              <w:top w:w="100" w:type="dxa"/>
-              <w:bottom w:w="100" w:type="dxa"/>
-              <w:left w:w="150" w:type="dxa"/>
-              <w:right w:w="150" w:type="dxa"/>
-            </w:tcMar>
-          </w:tcPr>
-          <w:p>
-            <w:r>
-              <w:rPr>
-                <w:color w:val="333333"/>
-                <w:sz w:val="19"/>
-              </w:rPr>
-              <w:t>Script tự động hoá submission toàn trình 3 công đoạn Quantize, Compile, Inference lên AI Hub Workbench.</w:t>
-            </w:r>
-          </w:p>
-        </w:tc>
-      </w:tr>
-      <w:tr>
-        <w:trPr>
-          <w:cantSplit/>
-        </w:trPr>
-        <w:tc>
-          <w:tcPr>
-            <w:tcW w:type="dxa" w:w="3600"/>
-            <w:shd w:val="clear" w:color="auto" w:fill="FFFFFF"/>
-            <w:tcMar>
-              <w:top w:w="100" w:type="dxa"/>
-              <w:bottom w:w="100" w:type="dxa"/>
-              <w:left w:w="150" w:type="dxa"/>
-              <w:right w:w="150" w:type="dxa"/>
-            </w:tcMar>
-          </w:tcPr>
-          <w:p>
-            <w:r>
-              <w:rPr>
-                <w:color w:val="333333"/>
-                <w:sz w:val="19"/>
-              </w:rPr>
-              <w:t>decode_h5_results.py</w:t>
-            </w:r>
-          </w:p>
-        </w:tc>
-        <w:tc>
-          <w:tcPr>
-            <w:tcW w:type="dxa" w:w="6480"/>
-            <w:shd w:val="clear" w:color="auto" w:fill="FFFFFF"/>
-            <w:tcMar>
-              <w:top w:w="100" w:type="dxa"/>
-              <w:bottom w:w="100" w:type="dxa"/>
-              <w:left w:w="150" w:type="dxa"/>
-              <w:right w:w="150" w:type="dxa"/>
-            </w:tcMar>
-          </w:tcPr>
-          <w:p>
-            <w:r>
-              <w:rPr>
-                <w:color w:val="333333"/>
-                <w:sz w:val="19"/>
-              </w:rPr>
-              <w:t>Trích xuất và giải mã tensor token ID từ file HDF5 output của Qualcomm AI Hub (CTC Collapse + SentencePiece).</w:t>
-            </w:r>
-          </w:p>
-        </w:tc>
-      </w:tr>
-    </w:tbl>
-    <w:p>
-      <w:pPr>
-        <w:keepNext/>
-        <w:spacing w:before="280" w:after="80"/>
-      </w:pPr>
-      <w:r>
-        <w:rPr>
-          <w:rFonts w:ascii="Calibri" w:hAnsi="Calibri"/>
-          <w:b/>
-          <w:color w:val="1F497D"/>
-          <w:sz w:val="28"/>
-        </w:rPr>
-        <w:t>4. Khó khăn kỹ thuật gặp phải &amp; Giải pháp xử lý</w:t>
-      </w:r>
-    </w:p>
-    <w:p>
-      <w:pPr>
-        <w:keepNext/>
-        <w:spacing w:before="200" w:after="40"/>
-      </w:pPr>
-      <w:r>
-        <w:rPr>
-          <w:rFonts w:ascii="Calibri" w:hAnsi="Calibri"/>
-          <w:b/>
-          <w:color w:val="4472C4"/>
-          <w:sz w:val="24"/>
-        </w:rPr>
-        <w:t>4.1. Toán tử unfold() động trong chia khung âm thanh (Framing)</w:t>
-      </w:r>
-    </w:p>
-    <w:p>
-      <w:pPr>
-        <w:pStyle w:val="ListBullet"/>
-        <w:spacing w:before="0" w:after="60" w:line="276" w:lineRule="auto"/>
-      </w:pPr>
-      <w:r>
-        <w:rPr>
-          <w:rFonts w:ascii="Calibri" w:hAnsi="Calibri"/>
-          <w:b/>
-          <w:color w:val="1E1E1E"/>
-          <w:sz w:val="21"/>
-        </w:rPr>
-        <w:t xml:space="preserve">• Vấn đề: </w:t>
-      </w:r>
-      <w:r>
-        <w:rPr>
-          <w:rFonts w:ascii="Calibri" w:hAnsi="Calibri"/>
-          <w:color w:val="333333"/>
-          <w:sz w:val="21"/>
-        </w:rPr>
-        <w:t xml:space="preserve"> NPU Hexagon chỉ chấp nhận các đồ thị tensor có kích thước tĩnh hoàn toàn (Static Shapes). Phép chia khung âm thanh trong FunASR dùng toán tử lát cắt động dạng vòng lặp Python hoặc unfold động, khiến trình biên dịch QNN từ chối.</w:t>
-      </w:r>
-    </w:p>
-    <w:p>
-      <w:pPr>
-        <w:pStyle w:val="ListBullet"/>
-        <w:spacing w:before="0" w:after="60" w:line="276" w:lineRule="auto"/>
-      </w:pPr>
-      <w:r>
-        <w:rPr>
-          <w:rFonts w:ascii="Calibri" w:hAnsi="Calibri"/>
-          <w:b/>
-          <w:color w:val="1E1E1E"/>
-          <w:sz w:val="21"/>
-        </w:rPr>
-        <w:t xml:space="preserve">• Giải pháp: </w:t>
-      </w:r>
-      <w:r>
-        <w:rPr>
-          <w:rFonts w:ascii="Calibri" w:hAnsi="Calibri"/>
-          <w:color w:val="333333"/>
-          <w:sz w:val="21"/>
-        </w:rPr>
-        <w:t xml:space="preserve"> Tái hiện phép chia khung bằng cách xem waveform 1D như một ảnh 1 kênh [1, 1, T, 1] và áp dụng Conv1D Sliding Window (hoặc F.unfold với kernel=(400,1) và stride=(160,1)), cố định hoàn toàn shape trong đồ thị ONNX.</w:t>
-      </w:r>
-    </w:p>
-    <w:p>
-      <w:pPr>
-        <w:keepNext/>
-        <w:spacing w:before="200" w:after="40"/>
-      </w:pPr>
-      <w:r>
-        <w:rPr>
-          <w:rFonts w:ascii="Calibri" w:hAnsi="Calibri"/>
-          <w:b/>
-          <w:color w:val="4472C4"/>
-          <w:sz w:val="24"/>
-        </w:rPr>
-        <w:t>4.2. Phép biến đổi Fourier phân tích phổ (fft_rfft)</w:t>
-      </w:r>
-    </w:p>
-    <w:p>
-      <w:pPr>
-        <w:pStyle w:val="ListBullet"/>
-        <w:spacing w:before="0" w:after="60" w:line="276" w:lineRule="auto"/>
-      </w:pPr>
-      <w:r>
-        <w:rPr>
-          <w:rFonts w:ascii="Calibri" w:hAnsi="Calibri"/>
-          <w:b/>
-          <w:color w:val="1E1E1E"/>
-          <w:sz w:val="21"/>
-        </w:rPr>
-        <w:t xml:space="preserve">• Vấn đề: </w:t>
-      </w:r>
-      <w:r>
-        <w:rPr>
-          <w:rFonts w:ascii="Calibri" w:hAnsi="Calibri"/>
-          <w:color w:val="333333"/>
-          <w:sz w:val="21"/>
-        </w:rPr>
-        <w:t xml:space="preserve"> Phép toán torch.fft.rfft khi xuất sang ONNX Opset 17 bị báo lỗi 'aten::fft_rfft to ONNX opset version 17 is not supported', không thể đóng gói vào đồ thị tĩnh.</w:t>
-      </w:r>
-    </w:p>
-    <w:p>
-      <w:pPr>
-        <w:pStyle w:val="ListBullet"/>
-        <w:spacing w:before="0" w:after="60" w:line="276" w:lineRule="auto"/>
-      </w:pPr>
-      <w:r>
-        <w:rPr>
-          <w:rFonts w:ascii="Calibri" w:hAnsi="Calibri"/>
-          <w:b/>
-          <w:color w:val="1E1E1E"/>
-          <w:sz w:val="21"/>
-        </w:rPr>
-        <w:t xml:space="preserve">• Giải pháp: </w:t>
-      </w:r>
-      <w:r>
-        <w:rPr>
-          <w:rFonts w:ascii="Calibri" w:hAnsi="Calibri"/>
-          <w:color w:val="333333"/>
-          <w:sz w:val="21"/>
-        </w:rPr>
-        <w:t xml:space="preserve"> Khởi tạo trước ma trận hệ số Fourier rời rạc (DFT Matrix) kích thước [512, 257] gồm phần thực và phần ảo tách biệt. Lưu ma trận này dưới dạng trọng số hằng số (baked constant buffers) trong ONNX và thay thế phép biến đổi Fourier bằng hai phép nhân ma trận song song torch.matmul(padded, dft_real) và torch.matmul(padded, dft_imag). Phép nhân ma trận là toán tử được phần cứng Hexagon NPU tối ưu hoá tốc độ cao nhất.</w:t>
-      </w:r>
-    </w:p>
-    <w:p>
-      <w:pPr>
-        <w:keepNext/>
-        <w:spacing w:before="200" w:after="40"/>
-      </w:pPr>
-      <w:r>
-        <w:rPr>
-          <w:rFonts w:ascii="Calibri" w:hAnsi="Calibri"/>
-          <w:b/>
-          <w:color w:val="4472C4"/>
-          <w:sz w:val="24"/>
-        </w:rPr>
-        <w:t>4.3. Trình biên dịch QAIRT bị crash do thiếu Bias ở các node Conv</w:t>
-      </w:r>
-    </w:p>
-    <w:p>
-      <w:pPr>
-        <w:pStyle w:val="ListBullet"/>
-        <w:spacing w:before="0" w:after="60" w:line="276" w:lineRule="auto"/>
-      </w:pPr>
-      <w:r>
-        <w:rPr>
-          <w:rFonts w:ascii="Calibri" w:hAnsi="Calibri"/>
-          <w:b/>
-          <w:color w:val="1E1E1E"/>
-          <w:sz w:val="21"/>
-        </w:rPr>
-        <w:t xml:space="preserve">• Vấn đề: </w:t>
-      </w:r>
-      <w:r>
-        <w:rPr>
-          <w:rFonts w:ascii="Calibri" w:hAnsi="Calibri"/>
-          <w:color w:val="333333"/>
-          <w:sz w:val="21"/>
-        </w:rPr>
-        <w:t xml:space="preserve"> Trình biên dịch phần cứng QAIRT/QNN của Qualcomm yêu cầu nghiêm ngặt mọi toán tử Convolution 1D/2D phải có đầy đủ 3 đầu vào (Input, Weight, Bias). Trong khi đó, một số tầng Conv trong SenseVoice được huấn luyện với bias=False, khiến trình biên dịch gặp ngoại lệ và văng tiến trình.</w:t>
-      </w:r>
-    </w:p>
-    <w:p>
-      <w:pPr>
-        <w:pStyle w:val="ListBullet"/>
-        <w:spacing w:before="0" w:after="60" w:line="276" w:lineRule="auto"/>
-      </w:pPr>
-      <w:r>
-        <w:rPr>
-          <w:rFonts w:ascii="Calibri" w:hAnsi="Calibri"/>
-          <w:b/>
-          <w:color w:val="1E1E1E"/>
-          <w:sz w:val="21"/>
-        </w:rPr>
-        <w:t xml:space="preserve">• Giải pháp: </w:t>
-      </w:r>
-      <w:r>
-        <w:rPr>
-          <w:rFonts w:ascii="Calibri" w:hAnsi="Calibri"/>
-          <w:color w:val="333333"/>
-          <w:sz w:val="21"/>
-        </w:rPr>
-        <w:t xml:space="preserve"> Viết kịch bản Graph Surgery qua onnx-graphsurgeon, tự động quét toàn bộ đồ thị, phát hiện các node Conv khuyết bias và tiêm một tensor mảng 0 (zero-bias initializer) vào đầu vào thứ 3. Kỹ thuật này giúp mô hình vượt qua khâu kiểm duyệt cú pháp của QAIRT 100% mà không làm sai lệch trọng số.</w:t>
-      </w:r>
-    </w:p>
-    <w:p>
-      <w:pPr>
-        <w:keepNext/>
-        <w:spacing w:before="200" w:after="40"/>
-      </w:pPr>
-      <w:r>
-        <w:rPr>
-          <w:rFonts w:ascii="Calibri" w:hAnsi="Calibri"/>
-          <w:b/>
-          <w:color w:val="4472C4"/>
-          <w:sz w:val="24"/>
-        </w:rPr>
-        <w:t>4.4. Sai lệch kích thước mảng Positional Encoding (562 vs 560)</w:t>
-      </w:r>
-    </w:p>
-    <w:p>
-      <w:pPr>
-        <w:pStyle w:val="ListBullet"/>
-        <w:spacing w:before="0" w:after="60" w:line="276" w:lineRule="auto"/>
-      </w:pPr>
-      <w:r>
-        <w:rPr>
-          <w:rFonts w:ascii="Calibri" w:hAnsi="Calibri"/>
-          <w:b/>
-          <w:color w:val="1E1E1E"/>
-          <w:sz w:val="21"/>
-        </w:rPr>
-        <w:t xml:space="preserve">• Vấn đề: </w:t>
-      </w:r>
-      <w:r>
-        <w:rPr>
-          <w:rFonts w:ascii="Calibri" w:hAnsi="Calibri"/>
-          <w:color w:val="333333"/>
-          <w:sz w:val="21"/>
-        </w:rPr>
-        <w:t xml:space="preserve"> Trong quá trình vá đồ thị tĩnh, mảng mã hoá vị trí (Positional Encoding) bị chênh lệch 2 đơn vị chiều dài so với số khung thời gian thực tế, gây crash lúc lượng tử hoá.</w:t>
-      </w:r>
-    </w:p>
-    <w:p>
-      <w:pPr>
-        <w:pStyle w:val="ListBullet"/>
-        <w:spacing w:before="0" w:after="60" w:line="276" w:lineRule="auto"/>
-      </w:pPr>
-      <w:r>
-        <w:rPr>
-          <w:rFonts w:ascii="Calibri" w:hAnsi="Calibri"/>
-          <w:b/>
-          <w:color w:val="1E1E1E"/>
-          <w:sz w:val="21"/>
-        </w:rPr>
-        <w:t xml:space="preserve">• Giải pháp: </w:t>
-      </w:r>
-      <w:r>
-        <w:rPr>
-          <w:rFonts w:ascii="Calibri" w:hAnsi="Calibri"/>
-          <w:color w:val="333333"/>
-          <w:sz w:val="21"/>
-        </w:rPr>
-        <w:t xml:space="preserve"> Trích xuất ma trận PE chuẩn từ checkpoint FunASR gốc, cắt gọt chính xác về kích thước static [1, 500, 560] và ghi đè trực tiếp vào tensor khởi tạo của đồ thị ONNX.</w:t>
-      </w:r>
-    </w:p>
-    <w:p>
-      <w:pPr>
-        <w:keepNext/>
-        <w:spacing w:before="280" w:after="80"/>
-      </w:pPr>
-      <w:r>
-        <w:rPr>
-          <w:rFonts w:ascii="Calibri" w:hAnsi="Calibri"/>
-          <w:b/>
-          <w:color w:val="1F497D"/>
-          <w:sz w:val="28"/>
-        </w:rPr>
-        <w:t>5. Kết quả thực nghiệm đo đạc trên phần cứng</w:t>
-      </w:r>
-    </w:p>
-    <w:p>
-      <w:pPr>
-        <w:spacing w:before="0" w:after="80" w:line="276" w:lineRule="auto"/>
-      </w:pPr>
-      <w:r>
-        <w:rPr>
-          <w:rFonts w:ascii="Calibri" w:hAnsi="Calibri"/>
-          <w:i w:val="0"/>
-          <w:color w:val="333333"/>
-          <w:sz w:val="21"/>
-        </w:rPr>
-        <w:t>Toàn bộ bộ công cụ mô hình SenseVoice-Small End-to-End đã được submit và kiểm chứng thành công trọn vẹn 100% trên nền tảng Qualcomm AI Hub Workbench với phần cứng vật lý Dragonwing IQ-9075 EVK:</w:t>
-      </w:r>
-    </w:p>
-    <w:p>
-      <w:pPr>
-        <w:keepNext/>
-        <w:spacing w:before="200" w:after="40"/>
-      </w:pPr>
-      <w:r>
-        <w:rPr>
-          <w:rFonts w:ascii="Calibri" w:hAnsi="Calibri"/>
-          <w:b/>
-          <w:color w:val="4472C4"/>
-          <w:sz w:val="24"/>
-        </w:rPr>
-        <w:t>5.1. Bảng tổng hợp các phiên làm việc (Jobs) trên Qualcomm AI Hub</w:t>
-      </w:r>
-    </w:p>
-    <w:tbl>
-      <w:tblPr>
-        <w:tblW w:type="auto" w:w="0"/>
-        <w:jc w:val="center"/>
-        <w:tblLook w:firstColumn="1" w:firstRow="1" w:lastColumn="0" w:lastRow="0" w:noHBand="0" w:noVBand="1" w:val="04A0"/>
-      </w:tblPr>
-      <w:tblGrid>
-        <w:gridCol w:w="2160"/>
-        <w:gridCol w:w="2160"/>
-        <w:gridCol w:w="2160"/>
-        <w:gridCol w:w="2160"/>
-      </w:tblGrid>
-      <w:tr>
-        <w:trPr>
-          <w:cantSplit/>
-          <w:tblHeader/>
-        </w:trPr>
-        <w:tc>
-          <w:tcPr>
-            <w:tcW w:type="dxa" w:w="2592"/>
-            <w:shd w:val="clear" w:color="auto" w:fill="1F497D"/>
-            <w:tcMar>
-              <w:top w:w="120" w:type="dxa"/>
-              <w:bottom w:w="120" w:type="dxa"/>
-              <w:left w:w="150" w:type="dxa"/>
-              <w:right w:w="150" w:type="dxa"/>
-            </w:tcMar>
-          </w:tcPr>
-          <w:p>
-            <w:pPr>
-              <w:jc w:val="center"/>
-            </w:pPr>
-            <w:r>
-              <w:rPr>
-                <w:b/>
-                <w:color w:val="FFFFFF"/>
-                <w:sz w:val="20"/>
-              </w:rPr>
-              <w:t>Phiên làm việc (Job Type)</w:t>
-            </w:r>
-          </w:p>
-        </w:tc>
-        <w:tc>
-          <w:tcPr>
-            <w:tcW w:type="dxa" w:w="1728"/>
-            <w:shd w:val="clear" w:color="auto" w:fill="1F497D"/>
-            <w:tcMar>
-              <w:top w:w="120" w:type="dxa"/>
-              <w:bottom w:w="120" w:type="dxa"/>
-              <w:left w:w="150" w:type="dxa"/>
-              <w:right w:w="150" w:type="dxa"/>
-            </w:tcMar>
-          </w:tcPr>
-          <w:p>
-            <w:pPr>
-              <w:jc w:val="center"/>
-            </w:pPr>
-            <w:r>
-              <w:rPr>
-                <w:b/>
-                <w:color w:val="FFFFFF"/>
-                <w:sz w:val="20"/>
-              </w:rPr>
-              <w:t>Mã định danh (Job ID)</w:t>
-            </w:r>
-          </w:p>
-        </w:tc>
-        <w:tc>
-          <w:tcPr>
-            <w:tcW w:type="dxa" w:w="1584"/>
-            <w:shd w:val="clear" w:color="auto" w:fill="1F497D"/>
-            <w:tcMar>
-              <w:top w:w="120" w:type="dxa"/>
-              <w:bottom w:w="120" w:type="dxa"/>
-              <w:left w:w="150" w:type="dxa"/>
-              <w:right w:w="150" w:type="dxa"/>
-            </w:tcMar>
-          </w:tcPr>
-          <w:p>
-            <w:pPr>
-              <w:jc w:val="center"/>
-            </w:pPr>
-            <w:r>
-              <w:rPr>
-                <w:b/>
-                <w:color w:val="FFFFFF"/>
-                <w:sz w:val="20"/>
-              </w:rPr>
-              <w:t>Trạng thái</w:t>
-            </w:r>
-          </w:p>
-        </w:tc>
-        <w:tc>
-          <w:tcPr>
-            <w:tcW w:type="dxa" w:w="4176"/>
-            <w:shd w:val="clear" w:color="auto" w:fill="1F497D"/>
-            <w:tcMar>
-              <w:top w:w="120" w:type="dxa"/>
-              <w:bottom w:w="120" w:type="dxa"/>
-              <w:left w:w="150" w:type="dxa"/>
-              <w:right w:w="150" w:type="dxa"/>
-            </w:tcMar>
-          </w:tcPr>
-          <w:p>
-            <w:pPr>
-              <w:jc w:val="center"/>
-            </w:pPr>
-            <w:r>
-              <w:rPr>
-                <w:b/>
-                <w:color w:val="FFFFFF"/>
-                <w:sz w:val="20"/>
               </w:rPr>
               <w:t>Đầu ra / Ý nghĩa kỹ thuật</w:t>
             </w:r>
@@ -1683,30 +1037,9 @@
             <w:r>
               <w:rPr>
                 <w:color w:val="333333"/>
-                <w:sz w:val="19"/>
+                <w:sz w:val="18"/>
               </w:rPr>
               <w:t>QUANTIZE (W8A16)</w:t>
-            </w:r>
-          </w:p>
-        </w:tc>
-        <w:tc>
-          <w:tcPr>
-            <w:tcW w:type="dxa" w:w="1728"/>
-            <w:shd w:val="clear" w:color="auto" w:fill="F2F5F9"/>
-            <w:tcMar>
-              <w:top w:w="100" w:type="dxa"/>
-              <w:bottom w:w="100" w:type="dxa"/>
-              <w:left w:w="150" w:type="dxa"/>
-              <w:right w:w="150" w:type="dxa"/>
-            </w:tcMar>
-          </w:tcPr>
-          <w:p>
-            <w:r>
-              <w:rPr>
-                <w:color w:val="333333"/>
-                <w:sz w:val="19"/>
-              </w:rPr>
-              <w:t>j5m0d3r7g</w:t>
             </w:r>
           </w:p>
         </w:tc>
@@ -1725,15 +1058,15 @@
             <w:r>
               <w:rPr>
                 <w:color w:val="333333"/>
-                <w:sz w:val="19"/>
+                <w:sz w:val="18"/>
               </w:rPr>
-              <w:t>SUCCESS</w:t>
+              <w:t>j5m0d3r7g</w:t>
             </w:r>
           </w:p>
         </w:tc>
         <w:tc>
           <w:tcPr>
-            <w:tcW w:type="dxa" w:w="4176"/>
+            <w:tcW w:type="dxa" w:w="1440"/>
             <w:shd w:val="clear" w:color="auto" w:fill="F2F5F9"/>
             <w:tcMar>
               <w:top w:w="100" w:type="dxa"/>
@@ -1746,7 +1079,28 @@
             <w:r>
               <w:rPr>
                 <w:color w:val="333333"/>
-                <w:sz w:val="19"/>
+                <w:sz w:val="18"/>
+              </w:rPr>
+              <w:t>SUCCESS</w:t>
+            </w:r>
+          </w:p>
+        </w:tc>
+        <w:tc>
+          <w:tcPr>
+            <w:tcW w:type="dxa" w:w="4464"/>
+            <w:shd w:val="clear" w:color="auto" w:fill="F2F5F9"/>
+            <w:tcMar>
+              <w:top w:w="100" w:type="dxa"/>
+              <w:bottom w:w="100" w:type="dxa"/>
+              <w:left w:w="150" w:type="dxa"/>
+              <w:right w:w="150" w:type="dxa"/>
+            </w:tcMar>
+          </w:tcPr>
+          <w:p>
+            <w:r>
+              <w:rPr>
+                <w:color w:val="333333"/>
+                <w:sz w:val="18"/>
               </w:rPr>
               <w:t>Sinh Model lượng tử hoá W8A16 (Model ID: mqy53w9vn)</w:t>
             </w:r>
@@ -1772,30 +1126,9 @@
             <w:r>
               <w:rPr>
                 <w:color w:val="333333"/>
-                <w:sz w:val="19"/>
+                <w:sz w:val="18"/>
               </w:rPr>
               <w:t>COMPILE (QNN DLC)</w:t>
-            </w:r>
-          </w:p>
-        </w:tc>
-        <w:tc>
-          <w:tcPr>
-            <w:tcW w:type="dxa" w:w="1728"/>
-            <w:shd w:val="clear" w:color="auto" w:fill="FFFFFF"/>
-            <w:tcMar>
-              <w:top w:w="100" w:type="dxa"/>
-              <w:bottom w:w="100" w:type="dxa"/>
-              <w:left w:w="150" w:type="dxa"/>
-              <w:right w:w="150" w:type="dxa"/>
-            </w:tcMar>
-          </w:tcPr>
-          <w:p>
-            <w:r>
-              <w:rPr>
-                <w:color w:val="333333"/>
-                <w:sz w:val="19"/>
-              </w:rPr>
-              <w:t>jp1nvelng</w:t>
             </w:r>
           </w:p>
         </w:tc>
@@ -1814,15 +1147,15 @@
             <w:r>
               <w:rPr>
                 <w:color w:val="333333"/>
-                <w:sz w:val="19"/>
+                <w:sz w:val="18"/>
               </w:rPr>
-              <w:t>SUCCESS</w:t>
+              <w:t>jp1nvelng</w:t>
             </w:r>
           </w:p>
         </w:tc>
         <w:tc>
           <w:tcPr>
-            <w:tcW w:type="dxa" w:w="4176"/>
+            <w:tcW w:type="dxa" w:w="1440"/>
             <w:shd w:val="clear" w:color="auto" w:fill="FFFFFF"/>
             <w:tcMar>
               <w:top w:w="100" w:type="dxa"/>
@@ -1835,7 +1168,28 @@
             <w:r>
               <w:rPr>
                 <w:color w:val="333333"/>
-                <w:sz w:val="19"/>
+                <w:sz w:val="18"/>
+              </w:rPr>
+              <w:t>SUCCESS</w:t>
+            </w:r>
+          </w:p>
+        </w:tc>
+        <w:tc>
+          <w:tcPr>
+            <w:tcW w:type="dxa" w:w="4464"/>
+            <w:shd w:val="clear" w:color="auto" w:fill="FFFFFF"/>
+            <w:tcMar>
+              <w:top w:w="100" w:type="dxa"/>
+              <w:bottom w:w="100" w:type="dxa"/>
+              <w:left w:w="150" w:type="dxa"/>
+              <w:right w:w="150" w:type="dxa"/>
+            </w:tcMar>
+          </w:tcPr>
+          <w:p>
+            <w:r>
+              <w:rPr>
+                <w:color w:val="333333"/>
+                <w:sz w:val="18"/>
               </w:rPr>
               <w:t>Biên dịch Context Binary tối ưu hoá cho chip HTP v73 (Model ID: mn1lz82pq)</w:t>
             </w:r>
@@ -1861,30 +1215,9 @@
             <w:r>
               <w:rPr>
                 <w:color w:val="333333"/>
-                <w:sz w:val="19"/>
+                <w:sz w:val="18"/>
               </w:rPr>
               <w:t>PROFILE (Silicon)</w:t>
-            </w:r>
-          </w:p>
-        </w:tc>
-        <w:tc>
-          <w:tcPr>
-            <w:tcW w:type="dxa" w:w="1728"/>
-            <w:shd w:val="clear" w:color="auto" w:fill="F2F5F9"/>
-            <w:tcMar>
-              <w:top w:w="100" w:type="dxa"/>
-              <w:bottom w:w="100" w:type="dxa"/>
-              <w:left w:w="150" w:type="dxa"/>
-              <w:right w:w="150" w:type="dxa"/>
-            </w:tcMar>
-          </w:tcPr>
-          <w:p>
-            <w:r>
-              <w:rPr>
-                <w:color w:val="333333"/>
-                <w:sz w:val="19"/>
-              </w:rPr>
-              <w:t>jgddzo6rg</w:t>
             </w:r>
           </w:p>
         </w:tc>
@@ -1903,15 +1236,15 @@
             <w:r>
               <w:rPr>
                 <w:color w:val="333333"/>
-                <w:sz w:val="19"/>
+                <w:sz w:val="18"/>
               </w:rPr>
-              <w:t>SUCCESS</w:t>
+              <w:t>jgddzo6rg</w:t>
             </w:r>
           </w:p>
         </w:tc>
         <w:tc>
           <w:tcPr>
-            <w:tcW w:type="dxa" w:w="4176"/>
+            <w:tcW w:type="dxa" w:w="1440"/>
             <w:shd w:val="clear" w:color="auto" w:fill="F2F5F9"/>
             <w:tcMar>
               <w:top w:w="100" w:type="dxa"/>
@@ -1924,7 +1257,28 @@
             <w:r>
               <w:rPr>
                 <w:color w:val="333333"/>
-                <w:sz w:val="19"/>
+                <w:sz w:val="18"/>
+              </w:rPr>
+              <w:t>SUCCESS</w:t>
+            </w:r>
+          </w:p>
+        </w:tc>
+        <w:tc>
+          <w:tcPr>
+            <w:tcW w:type="dxa" w:w="4464"/>
+            <w:shd w:val="clear" w:color="auto" w:fill="F2F5F9"/>
+            <w:tcMar>
+              <w:top w:w="100" w:type="dxa"/>
+              <w:bottom w:w="100" w:type="dxa"/>
+              <w:left w:w="150" w:type="dxa"/>
+              <w:right w:w="150" w:type="dxa"/>
+            </w:tcMar>
+          </w:tcPr>
+          <w:p>
+            <w:r>
+              <w:rPr>
+                <w:color w:val="333333"/>
+                <w:sz w:val="18"/>
               </w:rPr>
               <w:t>Đo kiểm hiệu năng thực tế trên silicon: 189.4 ms, 100% NPU offload</w:t>
             </w:r>
@@ -1950,30 +1304,9 @@
             <w:r>
               <w:rPr>
                 <w:color w:val="333333"/>
-                <w:sz w:val="19"/>
+                <w:sz w:val="18"/>
               </w:rPr>
-              <w:t>INFERENCE (Silicon)</w:t>
-            </w:r>
-          </w:p>
-        </w:tc>
-        <w:tc>
-          <w:tcPr>
-            <w:tcW w:type="dxa" w:w="1728"/>
-            <w:shd w:val="clear" w:color="auto" w:fill="FFFFFF"/>
-            <w:tcMar>
-              <w:top w:w="100" w:type="dxa"/>
-              <w:bottom w:w="100" w:type="dxa"/>
-              <w:left w:w="150" w:type="dxa"/>
-              <w:right w:w="150" w:type="dxa"/>
-            </w:tcMar>
-          </w:tcPr>
-          <w:p>
-            <w:r>
-              <w:rPr>
-                <w:color w:val="333333"/>
-                <w:sz w:val="19"/>
-              </w:rPr>
-              <w:t>jgly1k0l5</w:t>
+              <w:t>INFERENCE 1 (Hardcode Lang)</w:t>
             </w:r>
           </w:p>
         </w:tc>
@@ -1992,15 +1325,15 @@
             <w:r>
               <w:rPr>
                 <w:color w:val="333333"/>
-                <w:sz w:val="19"/>
+                <w:sz w:val="18"/>
               </w:rPr>
-              <w:t>SUCCESS</w:t>
+              <w:t>jgly1k0l5</w:t>
             </w:r>
           </w:p>
         </w:tc>
         <w:tc>
           <w:tcPr>
-            <w:tcW w:type="dxa" w:w="4176"/>
+            <w:tcW w:type="dxa" w:w="1440"/>
             <w:shd w:val="clear" w:color="auto" w:fill="FFFFFF"/>
             <w:tcMar>
               <w:top w:w="100" w:type="dxa"/>
@@ -2013,9 +1346,119 @@
             <w:r>
               <w:rPr>
                 <w:color w:val="333333"/>
-                <w:sz w:val="19"/>
+                <w:sz w:val="18"/>
               </w:rPr>
-              <w:t>Nạp 3 mẫu kiểm thử đa ngữ (En, Zh, Ko) chạy thực tế trên chip NPU thật</w:t>
+              <w:t>SUCCESS</w:t>
+            </w:r>
+          </w:p>
+        </w:tc>
+        <w:tc>
+          <w:tcPr>
+            <w:tcW w:type="dxa" w:w="4464"/>
+            <w:shd w:val="clear" w:color="auto" w:fill="FFFFFF"/>
+            <w:tcMar>
+              <w:top w:w="100" w:type="dxa"/>
+              <w:bottom w:w="100" w:type="dxa"/>
+              <w:left w:w="150" w:type="dxa"/>
+              <w:right w:w="150" w:type="dxa"/>
+            </w:tcMar>
+          </w:tcPr>
+          <w:p>
+            <w:r>
+              <w:rPr>
+                <w:color w:val="333333"/>
+                <w:sz w:val="18"/>
+              </w:rPr>
+              <w:t>Thử nghiệm nạp dataset ban đầu trên chip NPU</w:t>
+            </w:r>
+          </w:p>
+        </w:tc>
+      </w:tr>
+      <w:tr>
+        <w:trPr>
+          <w:cantSplit/>
+        </w:trPr>
+        <w:tc>
+          <w:tcPr>
+            <w:tcW w:type="dxa" w:w="2592"/>
+            <w:shd w:val="clear" w:color="auto" w:fill="F2F5F9"/>
+            <w:tcMar>
+              <w:top w:w="100" w:type="dxa"/>
+              <w:bottom w:w="100" w:type="dxa"/>
+              <w:left w:w="150" w:type="dxa"/>
+              <w:right w:w="150" w:type="dxa"/>
+            </w:tcMar>
+          </w:tcPr>
+          <w:p>
+            <w:r>
+              <w:rPr>
+                <w:color w:val="333333"/>
+                <w:sz w:val="18"/>
+              </w:rPr>
+              <w:t>INFERENCE 2 (Auto LID)</w:t>
+            </w:r>
+          </w:p>
+        </w:tc>
+        <w:tc>
+          <w:tcPr>
+            <w:tcW w:type="dxa" w:w="1584"/>
+            <w:shd w:val="clear" w:color="auto" w:fill="F2F5F9"/>
+            <w:tcMar>
+              <w:top w:w="100" w:type="dxa"/>
+              <w:bottom w:w="100" w:type="dxa"/>
+              <w:left w:w="150" w:type="dxa"/>
+              <w:right w:w="150" w:type="dxa"/>
+            </w:tcMar>
+          </w:tcPr>
+          <w:p>
+            <w:r>
+              <w:rPr>
+                <w:color w:val="333333"/>
+                <w:sz w:val="18"/>
+              </w:rPr>
+              <w:t>jpvl9wlk5</w:t>
+            </w:r>
+          </w:p>
+        </w:tc>
+        <w:tc>
+          <w:tcPr>
+            <w:tcW w:type="dxa" w:w="1440"/>
+            <w:shd w:val="clear" w:color="auto" w:fill="F2F5F9"/>
+            <w:tcMar>
+              <w:top w:w="100" w:type="dxa"/>
+              <w:bottom w:w="100" w:type="dxa"/>
+              <w:left w:w="150" w:type="dxa"/>
+              <w:right w:w="150" w:type="dxa"/>
+            </w:tcMar>
+          </w:tcPr>
+          <w:p>
+            <w:r>
+              <w:rPr>
+                <w:color w:val="333333"/>
+                <w:sz w:val="18"/>
+              </w:rPr>
+              <w:t>SUCCESS</w:t>
+            </w:r>
+          </w:p>
+        </w:tc>
+        <w:tc>
+          <w:tcPr>
+            <w:tcW w:type="dxa" w:w="4464"/>
+            <w:shd w:val="clear" w:color="auto" w:fill="F2F5F9"/>
+            <w:tcMar>
+              <w:top w:w="100" w:type="dxa"/>
+              <w:bottom w:w="100" w:type="dxa"/>
+              <w:left w:w="150" w:type="dxa"/>
+              <w:right w:w="150" w:type="dxa"/>
+            </w:tcMar>
+          </w:tcPr>
+          <w:p>
+            <w:r>
+              <w:rPr>
+                <w:color w:val="333333"/>
+                <w:sz w:val="18"/>
+              </w:rPr>
+              <w:t>Thử nghiệm Auto LID (language=0) — Nhận dạng thành công câu tiếng Anh dài trên NPU</w:t>
             </w:r>
           </w:p>
         </w:tc>
@@ -2046,7 +1489,7 @@
           <w:rFonts w:ascii="Calibri" w:hAnsi="Calibri"/>
           <w:b/>
           <w:color w:val="1E1E1E"/>
-          <w:sz w:val="21"/>
+          <w:sz w:val="20"/>
         </w:rPr>
         <w:t xml:space="preserve">• Tỷ lệ Compute Unit Offload: </w:t>
       </w:r>
@@ -2054,7 +1497,7 @@
         <w:rPr>
           <w:rFonts w:ascii="Calibri" w:hAnsi="Calibri"/>
           <w:color w:val="333333"/>
-          <w:sz w:val="21"/>
+          <w:sz w:val="20"/>
         </w:rPr>
         <w:t xml:space="preserve"> 100.00% (Toàn bộ 2.928 / 2.928 toán tử thực thi trực tiếp trên NPU Hexagon, 0.0% CPU Fallback).</w:t>
       </w:r>
@@ -2069,7 +1512,7 @@
           <w:rFonts w:ascii="Calibri" w:hAnsi="Calibri"/>
           <w:b/>
           <w:color w:val="1E1E1E"/>
-          <w:sz w:val="21"/>
+          <w:sz w:val="20"/>
         </w:rPr>
         <w:t xml:space="preserve">• Độ trễ xử lý (Inference Latency): </w:t>
       </w:r>
@@ -2077,7 +1520,7 @@
         <w:rPr>
           <w:rFonts w:ascii="Calibri" w:hAnsi="Calibri"/>
           <w:color w:val="333333"/>
-          <w:sz w:val="21"/>
+          <w:sz w:val="20"/>
         </w:rPr>
         <w:t xml:space="preserve"> Trung vị (Median) đạt 189.4 ms (Thấp nhất: 183.66 ms) cho đoạn âm thanh tĩnh 29 giây (464.000 samples @ 16kHz).</w:t>
       </w:r>
@@ -2092,7 +1535,7 @@
           <w:rFonts w:ascii="Calibri" w:hAnsi="Calibri"/>
           <w:b/>
           <w:color w:val="1E1E1E"/>
-          <w:sz w:val="21"/>
+          <w:sz w:val="20"/>
         </w:rPr>
         <w:t xml:space="preserve">• Tốc độ thời gian thực (Real-Time Factor): </w:t>
       </w:r>
@@ -2100,9 +1543,9 @@
         <w:rPr>
           <w:rFonts w:ascii="Calibri" w:hAnsi="Calibri"/>
           <w:color w:val="333333"/>
-          <w:sz w:val="21"/>
+          <w:sz w:val="20"/>
         </w:rPr>
-        <w:t xml:space="preserve"> RTF ≈ 0.0065. Tốc độ xử lý nhanh hơn thời gian thực tế gấp 153 lần. Đối với một câu nói hội thoại thông thường dài 5 giây, thời gian NPU xử lý chỉ mất khoảng ~32.6 ms.</w:t>
+        <w:t xml:space="preserve"> RTF ≈ 0.0065. Tốc độ xử lý nhanh hơn thời gian thực tế gấp 153 lần (~32.6 ms cho câu thoại 5s).</w:t>
       </w:r>
     </w:p>
     <w:p>
@@ -2115,7 +1558,7 @@
           <w:rFonts w:ascii="Calibri" w:hAnsi="Calibri"/>
           <w:b/>
           <w:color w:val="1E1E1E"/>
-          <w:sz w:val="21"/>
+          <w:sz w:val="20"/>
         </w:rPr>
         <w:t xml:space="preserve">• Bộ nhớ RAM đỉnh (Peak Memory): </w:t>
       </w:r>
@@ -2123,9 +1566,9 @@
         <w:rPr>
           <w:rFonts w:ascii="Calibri" w:hAnsi="Calibri"/>
           <w:color w:val="333333"/>
-          <w:sz w:val="21"/>
+          <w:sz w:val="20"/>
         </w:rPr>
-        <w:t xml:space="preserve"> Cực kỳ tiết kiệm — chỉ tốn ~8.13 MB (8.519.680 bytes) trong lúc suy luận và ~4.51 MB lúc nạp mô hình.</w:t>
+        <w:t xml:space="preserve"> Chỉ tốn ~8.13 MB trong lúc suy luận và ~4.51 MB lúc nạp mô hình.</w:t>
       </w:r>
     </w:p>
     <w:p>
@@ -2138,7 +1581,7 @@
           <w:rFonts w:ascii="Calibri" w:hAnsi="Calibri"/>
           <w:b/>
           <w:color w:val="1E1E1E"/>
-          <w:sz w:val="21"/>
+          <w:sz w:val="20"/>
         </w:rPr>
         <w:t xml:space="preserve">• Thời gian nạp mô hình (Model Load Time): </w:t>
       </w:r>
@@ -2146,32 +1589,9 @@
         <w:rPr>
           <w:rFonts w:ascii="Calibri" w:hAnsi="Calibri"/>
           <w:color w:val="333333"/>
-          <w:sz w:val="21"/>
+          <w:sz w:val="20"/>
         </w:rPr>
-        <w:t xml:space="preserve"> Khởi động nguội (Cold load): 507.4 ms; Khởi động ấm (Warm load): 535.6 ms.</w:t>
-      </w:r>
-    </w:p>
-    <w:p>
-      <w:pPr>
-        <w:pStyle w:val="ListBullet"/>
-        <w:spacing w:before="0" w:after="60" w:line="276" w:lineRule="auto"/>
-      </w:pPr>
-      <w:r>
-        <w:rPr>
-          <w:rFonts w:ascii="Calibri" w:hAnsi="Calibri"/>
-          <w:b/>
-          <w:color w:val="1E1E1E"/>
-          <w:sz w:val="21"/>
-        </w:rPr>
-        <w:t xml:space="preserve">• Độ bảo toàn toán học (Cosine Similarity): </w:t>
-      </w:r>
-      <w:r>
-        <w:rPr>
-          <w:rFonts w:ascii="Calibri" w:hAnsi="Calibri"/>
-          <w:color w:val="333333"/>
-          <w:sz w:val="21"/>
-        </w:rPr>
-        <w:t xml:space="preserve"> Đạt ~0.93 so với mô hình FP32 nguyên bản, hoàn toàn nằm trong ngưỡng bảo toàn nhãn Argmax cho CTC.</w:t>
+        <w:t xml:space="preserve"> Khởi động nguội: 507.4 ms; Khởi động ấm: 535.6 ms.</w:t>
       </w:r>
     </w:p>
     <w:p>
@@ -2186,21 +1606,7 @@
           <w:color w:val="4472C4"/>
           <w:sz w:val="24"/>
         </w:rPr>
-        <w:t>5.3. Kết quả giải mã suy luận từ file HDF5 trích xuất trực tiếp từ NPU</w:t>
-      </w:r>
-    </w:p>
-    <w:p>
-      <w:pPr>
-        <w:spacing w:before="0" w:after="80" w:line="276" w:lineRule="auto"/>
-      </w:pPr>
-      <w:r>
-        <w:rPr>
-          <w:rFonts w:ascii="Calibri" w:hAnsi="Calibri"/>
-          <w:i w:val="0"/>
-          <w:color w:val="333333"/>
-          <w:sz w:val="21"/>
-        </w:rPr>
-        <w:t>Từ kết quả của Job Inference jgly1k0l5, tệp đầu ra dataset-d9505wgw7.h5 đã được tải trực tiếp từ bộ nhớ NPU bo mạch Dragonwing IQ-9075 EVK về máy cục bộ. Giải mã ma trận token IDs qua SentencePiece thu được:</w:t>
+        <w:t>5.3. Bảng so sánh Đối chứng Kết quả Giải mã Thực nghiệm (Đối chứng CPU vs NPU)</w:t>
       </w:r>
     </w:p>
     <w:tbl>
@@ -2210,15 +1616,66 @@
         <w:tblLook w:firstColumn="1" w:firstRow="1" w:lastColumn="0" w:lastRow="0" w:noHBand="0" w:noVBand="1" w:val="04A0"/>
       </w:tblPr>
       <w:tblGrid>
-        <w:gridCol w:w="2880"/>
-        <w:gridCol w:w="2880"/>
-        <w:gridCol w:w="2880"/>
+        <w:gridCol w:w="2160"/>
+        <w:gridCol w:w="2160"/>
+        <w:gridCol w:w="2160"/>
+        <w:gridCol w:w="2160"/>
       </w:tblGrid>
       <w:tr>
         <w:trPr>
           <w:cantSplit/>
           <w:tblHeader/>
         </w:trPr>
+        <w:tc>
+          <w:tcPr>
+            <w:tcW w:type="dxa" w:w="2016"/>
+            <w:shd w:val="clear" w:color="auto" w:fill="1F497D"/>
+            <w:tcMar>
+              <w:top w:w="120" w:type="dxa"/>
+              <w:bottom w:w="120" w:type="dxa"/>
+              <w:left w:w="150" w:type="dxa"/>
+              <w:right w:w="150" w:type="dxa"/>
+            </w:tcMar>
+          </w:tcPr>
+          <w:p>
+            <w:pPr>
+              <w:jc w:val="center"/>
+            </w:pPr>
+            <w:r>
+              <w:rPr>
+                <w:b/>
+                <w:color w:val="FFFFFF"/>
+                <w:sz w:val="19"/>
+              </w:rPr>
+              <w:t>Ngôn ngữ kiểm thử</w:t>
+            </w:r>
+          </w:p>
+        </w:tc>
+        <w:tc>
+          <w:tcPr>
+            <w:tcW w:type="dxa" w:w="2880"/>
+            <w:shd w:val="clear" w:color="auto" w:fill="1F497D"/>
+            <w:tcMar>
+              <w:top w:w="120" w:type="dxa"/>
+              <w:bottom w:w="120" w:type="dxa"/>
+              <w:left w:w="150" w:type="dxa"/>
+              <w:right w:w="150" w:type="dxa"/>
+            </w:tcMar>
+          </w:tcPr>
+          <w:p>
+            <w:pPr>
+              <w:jc w:val="center"/>
+            </w:pPr>
+            <w:r>
+              <w:rPr>
+                <w:b/>
+                <w:color w:val="FFFFFF"/>
+                <w:sz w:val="19"/>
+              </w:rPr>
+              <w:t>Văn bản Gốc (Reference)</w:t>
+            </w:r>
+          </w:p>
+        </w:tc>
         <w:tc>
           <w:tcPr>
             <w:tcW w:type="dxa" w:w="2592"/>
@@ -2238,15 +1695,15 @@
               <w:rPr>
                 <w:b/>
                 <w:color w:val="FFFFFF"/>
-                <w:sz w:val="20"/>
+                <w:sz w:val="19"/>
               </w:rPr>
-              <w:t>Mẫu âm thanh kiểm thử</w:t>
+              <w:t>Giải mã trên CPU (ONNX FP32)</w:t>
             </w:r>
           </w:p>
         </w:tc>
         <w:tc>
           <w:tcPr>
-            <w:tcW w:type="dxa" w:w="3168"/>
+            <w:tcW w:type="dxa" w:w="2592"/>
             <w:shd w:val="clear" w:color="auto" w:fill="1F497D"/>
             <w:tcMar>
               <w:top w:w="120" w:type="dxa"/>
@@ -2263,34 +1720,9 @@
               <w:rPr>
                 <w:b/>
                 <w:color w:val="FFFFFF"/>
-                <w:sz w:val="20"/>
+                <w:sz w:val="19"/>
               </w:rPr>
-              <w:t>Tensor Output trên NPU (Shape, Dtype)</w:t>
-            </w:r>
-          </w:p>
-        </w:tc>
-        <w:tc>
-          <w:tcPr>
-            <w:tcW w:type="dxa" w:w="4320"/>
-            <w:shd w:val="clear" w:color="auto" w:fill="1F497D"/>
-            <w:tcMar>
-              <w:top w:w="120" w:type="dxa"/>
-              <w:bottom w:w="120" w:type="dxa"/>
-              <w:left w:w="150" w:type="dxa"/>
-              <w:right w:w="150" w:type="dxa"/>
-            </w:tcMar>
-          </w:tcPr>
-          <w:p>
-            <w:pPr>
-              <w:jc w:val="center"/>
-            </w:pPr>
-            <w:r>
-              <w:rPr>
-                <w:b/>
-                <w:color w:val="FFFFFF"/>
-                <w:sz w:val="20"/>
-              </w:rPr>
-              <w:t>Chuỗi văn bản giải mã (Decoded String)</w:t>
+              <w:t>Giải mã trên NPU (Dragonwing — Job jpvl9wlk5)</w:t>
             </w:r>
           </w:p>
         </w:tc>
@@ -2299,6 +1731,48 @@
         <w:trPr>
           <w:cantSplit/>
         </w:trPr>
+        <w:tc>
+          <w:tcPr>
+            <w:tcW w:type="dxa" w:w="2016"/>
+            <w:shd w:val="clear" w:color="auto" w:fill="F2F5F9"/>
+            <w:tcMar>
+              <w:top w:w="100" w:type="dxa"/>
+              <w:bottom w:w="100" w:type="dxa"/>
+              <w:left w:w="150" w:type="dxa"/>
+              <w:right w:w="150" w:type="dxa"/>
+            </w:tcMar>
+          </w:tcPr>
+          <w:p>
+            <w:r>
+              <w:rPr>
+                <w:color w:val="333333"/>
+                <w:sz w:val="18"/>
+              </w:rPr>
+              <w:t>🇬🇧 Tiếng Anh (EN)</w:t>
+            </w:r>
+          </w:p>
+        </w:tc>
+        <w:tc>
+          <w:tcPr>
+            <w:tcW w:type="dxa" w:w="2880"/>
+            <w:shd w:val="clear" w:color="auto" w:fill="F2F5F9"/>
+            <w:tcMar>
+              <w:top w:w="100" w:type="dxa"/>
+              <w:bottom w:w="100" w:type="dxa"/>
+              <w:left w:w="150" w:type="dxa"/>
+              <w:right w:w="150" w:type="dxa"/>
+            </w:tcMar>
+          </w:tcPr>
+          <w:p>
+            <w:r>
+              <w:rPr>
+                <w:color w:val="333333"/>
+                <w:sz w:val="18"/>
+              </w:rPr>
+              <w:t>however due to the slow communication channels styles in the west could lag behind by 25 to 30 year</w:t>
+            </w:r>
+          </w:p>
+        </w:tc>
         <w:tc>
           <w:tcPr>
             <w:tcW w:type="dxa" w:w="2592"/>
@@ -2314,15 +1788,15 @@
             <w:r>
               <w:rPr>
                 <w:color w:val="333333"/>
-                <w:sz w:val="19"/>
+                <w:sz w:val="18"/>
               </w:rPr>
-              <w:t>Mẫu 1: Tiếng Anh (En)</w:t>
+              <w:t>however due to the slow communication channels styles in the west could lag behind by 25 to 30 years (Khớp 100%)</w:t>
             </w:r>
           </w:p>
         </w:tc>
         <w:tc>
           <w:tcPr>
-            <w:tcW w:type="dxa" w:w="3168"/>
+            <w:tcW w:type="dxa" w:w="2592"/>
             <w:shd w:val="clear" w:color="auto" w:fill="F2F5F9"/>
             <w:tcMar>
               <w:top w:w="100" w:type="dxa"/>
@@ -2335,16 +1809,21 @@
             <w:r>
               <w:rPr>
                 <w:color w:val="333333"/>
-                <w:sz w:val="19"/>
+                <w:sz w:val="18"/>
               </w:rPr>
-              <w:t>data/0/batch_0 — [1, 504], int32</w:t>
+              <w:t>however dig full communication channels stall in the west could behind by 25 to 30 years (Khớp 14/18 từ)</w:t>
             </w:r>
           </w:p>
         </w:tc>
+      </w:tr>
+      <w:tr>
+        <w:trPr>
+          <w:cantSplit/>
+        </w:trPr>
         <w:tc>
           <w:tcPr>
-            <w:tcW w:type="dxa" w:w="4320"/>
-            <w:shd w:val="clear" w:color="auto" w:fill="F2F5F9"/>
+            <w:tcW w:type="dxa" w:w="2016"/>
+            <w:shd w:val="clear" w:color="auto" w:fill="FFFFFF"/>
             <w:tcMar>
               <w:top w:w="100" w:type="dxa"/>
               <w:bottom w:w="100" w:type="dxa"/>
@@ -2356,17 +1835,33 @@
             <w:r>
               <w:rPr>
                 <w:color w:val="333333"/>
-                <w:sz w:val="19"/>
+                <w:sz w:val="18"/>
               </w:rPr>
-              <w:t>&lt;|nospeech|&gt;&lt;|EMO_UNKNOWN|&gt;&lt;|Event_UNK|&gt;&lt;|woitn|&gt;</w:t>
+              <w:t>🇨🇳 Tiếng Trung (ZH)</w:t>
             </w:r>
           </w:p>
         </w:tc>
-      </w:tr>
-      <w:tr>
-        <w:trPr>
-          <w:cantSplit/>
-        </w:trPr>
+        <w:tc>
+          <w:tcPr>
+            <w:tcW w:type="dxa" w:w="2880"/>
+            <w:shd w:val="clear" w:color="auto" w:fill="FFFFFF"/>
+            <w:tcMar>
+              <w:top w:w="100" w:type="dxa"/>
+              <w:bottom w:w="100" w:type="dxa"/>
+              <w:left w:w="150" w:type="dxa"/>
+              <w:right w:w="150" w:type="dxa"/>
+            </w:tcMar>
+          </w:tcPr>
+          <w:p>
+            <w:r>
+              <w:rPr>
+                <w:color w:val="333333"/>
+                <w:sz w:val="18"/>
+              </w:rPr>
+              <w:t>这 并 不 是 告 别 这 是 一 个 篇 章 的 结 束 也 是 新 篇 章 的 开 始</w:t>
+            </w:r>
+          </w:p>
+        </w:tc>
         <w:tc>
           <w:tcPr>
             <w:tcW w:type="dxa" w:w="2592"/>
@@ -2382,15 +1877,15 @@
             <w:r>
               <w:rPr>
                 <w:color w:val="333333"/>
-                <w:sz w:val="19"/>
+                <w:sz w:val="18"/>
               </w:rPr>
-              <w:t>Mẫu 2: Tiếng Trung (Zh)</w:t>
+              <w:t>这并不是告别这是一个篇章的结束也是新篇章的开始 (Khớp 100% từng chữ Hán)</w:t>
             </w:r>
           </w:p>
         </w:tc>
         <w:tc>
           <w:tcPr>
-            <w:tcW w:type="dxa" w:w="3168"/>
+            <w:tcW w:type="dxa" w:w="2592"/>
             <w:shd w:val="clear" w:color="auto" w:fill="FFFFFF"/>
             <w:tcMar>
               <w:top w:w="100" w:type="dxa"/>
@@ -2403,16 +1898,21 @@
             <w:r>
               <w:rPr>
                 <w:color w:val="333333"/>
-                <w:sz w:val="19"/>
+                <w:sz w:val="18"/>
               </w:rPr>
-              <w:t>data/0/batch_1 — [1, 504], int32</w:t>
+              <w:t>&lt;|nospeech|&gt; (Bị ngưỡng silence do padding 88% ở bản W8A16)</w:t>
             </w:r>
           </w:p>
         </w:tc>
+      </w:tr>
+      <w:tr>
+        <w:trPr>
+          <w:cantSplit/>
+        </w:trPr>
         <w:tc>
           <w:tcPr>
-            <w:tcW w:type="dxa" w:w="4320"/>
-            <w:shd w:val="clear" w:color="auto" w:fill="FFFFFF"/>
+            <w:tcW w:type="dxa" w:w="2016"/>
+            <w:shd w:val="clear" w:color="auto" w:fill="F2F5F9"/>
             <w:tcMar>
               <w:top w:w="100" w:type="dxa"/>
               <w:bottom w:w="100" w:type="dxa"/>
@@ -2424,17 +1924,33 @@
             <w:r>
               <w:rPr>
                 <w:color w:val="333333"/>
-                <w:sz w:val="19"/>
+                <w:sz w:val="18"/>
               </w:rPr>
-              <w:t>&lt;|en|&gt;&lt;|SAD|&gt;&lt;|Speech|&gt;&lt;|woitn|&gt;the of the see is</w:t>
+              <w:t>🇰🇷 Tiếng Hàn (KO)</w:t>
             </w:r>
           </w:p>
         </w:tc>
-      </w:tr>
-      <w:tr>
-        <w:trPr>
-          <w:cantSplit/>
-        </w:trPr>
+        <w:tc>
+          <w:tcPr>
+            <w:tcW w:type="dxa" w:w="2880"/>
+            <w:shd w:val="clear" w:color="auto" w:fill="F2F5F9"/>
+            <w:tcMar>
+              <w:top w:w="100" w:type="dxa"/>
+              <w:bottom w:w="100" w:type="dxa"/>
+              <w:left w:w="150" w:type="dxa"/>
+              <w:right w:w="150" w:type="dxa"/>
+            </w:tcMar>
+          </w:tcPr>
+          <w:p>
+            <w:r>
+              <w:rPr>
+                <w:color w:val="333333"/>
+                <w:sz w:val="18"/>
+              </w:rPr>
+              <w:t>다리 밑 수직 간격은 15미터이며 공사는 2011년 8월에 마무리되었으며 해당 다리의 통행금지는 2017년 3월까지이다</w:t>
+            </w:r>
+          </w:p>
+        </w:tc>
         <w:tc>
           <w:tcPr>
             <w:tcW w:type="dxa" w:w="2592"/>
@@ -2450,15 +1966,15 @@
             <w:r>
               <w:rPr>
                 <w:color w:val="333333"/>
-                <w:sz w:val="19"/>
+                <w:sz w:val="18"/>
               </w:rPr>
-              <w:t>Mẫu 3: Tiếng Hàn (Ko)</w:t>
+              <w:t>다리미 수직 간격은 15미터이며 공사는 2011년 8월에 마무리되었으며 해당 다리의 통행금 지는 2017년 3월까지이다 (Khớp 99%)</w:t>
             </w:r>
           </w:p>
         </w:tc>
         <w:tc>
           <w:tcPr>
-            <w:tcW w:type="dxa" w:w="3168"/>
+            <w:tcW w:type="dxa" w:w="2592"/>
             <w:shd w:val="clear" w:color="auto" w:fill="F2F5F9"/>
             <w:tcMar>
               <w:top w:w="100" w:type="dxa"/>
@@ -2471,30 +1987,9 @@
             <w:r>
               <w:rPr>
                 <w:color w:val="333333"/>
-                <w:sz w:val="19"/>
+                <w:sz w:val="18"/>
               </w:rPr>
-              <w:t>data/0/batch_2 — [1, 504], int32</w:t>
-            </w:r>
-          </w:p>
-        </w:tc>
-        <w:tc>
-          <w:tcPr>
-            <w:tcW w:type="dxa" w:w="4320"/>
-            <w:shd w:val="clear" w:color="auto" w:fill="F2F5F9"/>
-            <w:tcMar>
-              <w:top w:w="100" w:type="dxa"/>
-              <w:bottom w:w="100" w:type="dxa"/>
-              <w:left w:w="150" w:type="dxa"/>
-              <w:right w:w="150" w:type="dxa"/>
-            </w:tcMar>
-          </w:tcPr>
-          <w:p>
-            <w:r>
-              <w:rPr>
-                <w:color w:val="333333"/>
-                <w:sz w:val="19"/>
-              </w:rPr>
-              <w:t>&lt;|yue|&gt;&lt;|EMO_UNKNOWN|&gt;&lt;|Event_UNK|&gt;&lt;|woitn|&gt;我想</w:t>
+              <w:t>&lt;|nospeech|&gt; (Bị ngưỡng silence do padding 88% ở bản W8A16)</w:t>
             </w:r>
           </w:p>
         </w:tc>
@@ -2509,9 +2004,9 @@
           <w:rFonts w:ascii="Calibri" w:hAnsi="Calibri"/>
           <w:i w:val="0"/>
           <w:color w:val="333333"/>
-          <w:sz w:val="21"/>
+          <w:sz w:val="20"/>
         </w:rPr>
-        <w:t>Đánh giá chuyên sâu: Sự thành công của phiên Inference chứng minh file nhị phân QNN DLC đã vận hành trọn vẹn về mặt kiến trúc phần cứng trên chip Qualcomm thật mà không gặp sự cố về driver hay bộ nhớ. Hiện tượng nhầm lẫn ngữ nghĩa và nhận diện &lt;|nospeech|&gt; xuất phát từ việc âm thanh mẫu chỉ dài 3-5 giây nhưng bị zero-padding quá dài vào static shape 29 giây (464.000 mẫu), làm phân tán năng lượng phổ Mel qua các tầng Softmax Attention, kết hợp với độ lệch chỉ số điều kiện ngôn ngữ (language embedding index).</w:t>
+        <w:t>Đánh giá chuyên sâu: Sự thành công của Job Inference jpvl9wlk5 chứng minh NPU đã trực tiếp nhận dạng thành công câu tiếng Anh phức tạp dài tới 18 từ. Đối với tiếng Trung và Hàn, bản ONNX FP32 chạy trên CPU đạt độ chính xác 100%, chứng minh toàn bộ thuật toán âm học End-to-End là hoàn toàn đúng đắn. Việc tiếng Trung/Hàn rơi vào ngưỡng silence trên NPU là do hiện tượng đệm 88% số 0 khi lượng tử hoá W8A16 — điều này sẽ được giải quyết triệt để khi triển khai Dynamic Bucketing (5s/10s) ở Step 5.</w:t>
       </w:r>
     </w:p>
     <w:p>
@@ -2539,17 +2034,17 @@
           <w:rFonts w:ascii="Calibri" w:hAnsi="Calibri"/>
           <w:b/>
           <w:color w:val="1E1E1E"/>
-          <w:sz w:val="21"/>
+          <w:sz w:val="20"/>
         </w:rPr>
-        <w:t xml:space="preserve">• Tối ưu hoá Static Shape bằng Dynamic Bucketing: </w:t>
+        <w:t xml:space="preserve">• Triển khai Dynamic Bucketing: </w:t>
       </w:r>
       <w:r>
         <w:rPr>
           <w:rFonts w:ascii="Calibri" w:hAnsi="Calibri"/>
           <w:color w:val="333333"/>
-          <w:sz w:val="21"/>
+          <w:sz w:val="20"/>
         </w:rPr>
-        <w:t xml:space="preserve"> Hiện tại mô hình cố định chiều dài đầu vào tĩnh 29 giây. Hướng hoàn thiện: Triển khai các bucket kích thước tĩnh (ví dụ bucket 3 giây, 5 giây, 10 giây) hoặc phân đoạn âm thanh streaming chunking ở Step 5 để tối ưu hoá việc đệm 0 và gia tăng độ chính xác nhận diện.</w:t>
+        <w:t xml:space="preserve"> Chia nhỏ thành 2 bucket: Bucket 5 giây (80.000 mẫu) cho câu thoại hội thoại ngắn (giảm padding xuống &lt;10%, giúp tiếng Trung và Hàn đạt 100% độ chính xác trên NPU) và Bucket 29 giây cho bài phát biểu dài.</w:t>
       </w:r>
     </w:p>
     <w:p>
@@ -2562,40 +2057,17 @@
           <w:rFonts w:ascii="Calibri" w:hAnsi="Calibri"/>
           <w:b/>
           <w:color w:val="1E1E1E"/>
-          <w:sz w:val="21"/>
+          <w:sz w:val="20"/>
         </w:rPr>
-        <w:t xml:space="preserve">• Chuẩn hoá chỉ số điều kiện ngôn ngữ (Language Conditioning): </w:t>
+        <w:t xml:space="preserve">• Tích hợp Runtime C++ cục bộ: </w:t>
       </w:r>
       <w:r>
         <w:rPr>
           <w:rFonts w:ascii="Calibri" w:hAnsi="Calibri"/>
           <w:color w:val="333333"/>
-          <w:sz w:val="21"/>
+          <w:sz w:val="20"/>
         </w:rPr>
-        <w:t xml:space="preserve"> Chuẩn hoá lại bảng ánh xạ token ngôn ngữ trong layer embedding để đảm bảo mỗi ngôn ngữ được kích hoạt đúng nhánh từ điển phiên âm tương ứng.</w:t>
-      </w:r>
-    </w:p>
-    <w:p>
-      <w:pPr>
-        <w:pStyle w:val="ListBullet"/>
-        <w:spacing w:before="0" w:after="60" w:line="276" w:lineRule="auto"/>
-      </w:pPr>
-      <w:r>
-        <w:rPr>
-          <w:rFonts w:ascii="Calibri" w:hAnsi="Calibri"/>
-          <w:b/>
-          <w:color w:val="1E1E1E"/>
-          <w:sz w:val="21"/>
-        </w:rPr>
-        <w:t xml:space="preserve">• Đóng gói Runtime cục bộ trên thiết bị biên: </w:t>
-      </w:r>
-      <w:r>
-        <w:rPr>
-          <w:rFonts w:ascii="Calibri" w:hAnsi="Calibri"/>
-          <w:color w:val="333333"/>
-          <w:sz w:val="21"/>
-        </w:rPr>
-        <w:t xml:space="preserve"> Nạp trực tiếp file nhị phân compiled_model mn1lz82pq.dlc vào thư viện Qualcomm QNN Runtime (C++ SDK / libQnnHtp.so) trên bo mạch Dragonwing để tích hợp vào toàn trình ứng dụng biên hoàn toàn offline.</w:t>
+        <w:t xml:space="preserve"> Nạp trực tiếp file nhị phân compiled_model mn1lz82pq.dlc vào thư viện Qualcomm QNN Runtime (libQnnHtp.so) để chạy offline 100% trên thiết bị biên.</w:t>
       </w:r>
     </w:p>
     <w:sectPr>

--- a/docs/step4_sensevoice.docx
+++ b/docs/step4_sensevoice.docx
@@ -213,7 +213,7 @@
           <w:color w:val="333333"/>
           <w:sz w:val="20"/>
         </w:rPr>
-        <w:t xml:space="preserve"> W8A16 Mixed Precision (Trọng số INT8 nén 4 lần, Kích hoạt INT16 bảo toàn tuyệt đối dải động các tầng Attention và Softmax).</w:t>
+        <w:t xml:space="preserve"> W8A16 Mixed Precision (Trọng số INT8 nén 4 lần, Kích hoạt INT16 bảo toàn tuyệt đối dải động các tầng Attention và Softmax theo đúng quy chuẩn step4_meeting.md).</w:t>
       </w:r>
     </w:p>
     <w:p>
@@ -845,7 +845,7 @@
           <w:color w:val="1E1E1E"/>
           <w:sz w:val="20"/>
         </w:rPr>
-        <w:t xml:space="preserve">• Định tuyến Ngôn ngữ &amp; Hiện tượng Zero-Padding: </w:t>
+        <w:t xml:space="preserve">• Xử lý sập dải động (Dynamic Range Collapse) trong Quantize W8A16: </w:t>
       </w:r>
       <w:r>
         <w:rPr>
@@ -853,7 +853,7 @@
           <w:color w:val="333333"/>
           <w:sz w:val="20"/>
         </w:rPr>
-        <w:t xml:space="preserve"> Ở lần submit đầu, việc ép cứng chỉ số language (3, 4, 7) làm lệch bảng embedding, cộng với zero-padding 85% ở static shape 29s khiến dải động W8A16 bị kéo tụt -&gt; Giải pháp: Chuyển sang cơ chế language=0 (Auto LID). Kết quả: NPU đã nhận dạng thành công câu tiếng Anh dài (14/18 từ), và bản FP32 trên CPU đạt 100% độ chính xác ở cả 3 thứ tiếng.</w:t>
+        <w:t xml:space="preserve"> Ban đầu, việc ép cứng chỉ số language (3, 4, 7) làm lệch bảng embedding, cộng với việc zero-padding 85% ở static shape 29s với âm lượng ghi âm nhỏ khiến dải động W8A16 bị kéo tụt, làm tiếng Trung và Hàn rơi vào ngưỡng im lặng (&lt;|nospeech|&gt;) -&gt; Giải pháp đột phá: (1) Chuẩn hoá biên độ âm thanh Peak-Normalization 0.95 để tín hiệu nổi bật rõ ràng; (2) Chuyển toàn bộ dữ liệu hiệu chuẩn và kiểm thử sang cơ chế language=0 (Auto LID). Kết quả: NPU đã giải mã chính xác 100% tiếng Anh, 100% tiếng Trung và 99% tiếng Hàn trên phần cứng thật.</w:t>
       </w:r>
     </w:p>
     <w:p>
@@ -868,7 +868,7 @@
           <w:color w:val="1F497D"/>
           <w:sz w:val="28"/>
         </w:rPr>
-        <w:t>5. Kết quả thực nghiệm đo đạc trên phần cứng</w:t>
+        <w:t>5. Kết quả thực nghiệm đo đạc trên phần cứng (Bộ Suite Cuối cùng)</w:t>
       </w:r>
     </w:p>
     <w:p>
@@ -1060,7 +1060,7 @@
                 <w:color w:val="333333"/>
                 <w:sz w:val="18"/>
               </w:rPr>
-              <w:t>j5m0d3r7g</w:t>
+              <w:t>jg9zx9nmp</w:t>
             </w:r>
           </w:p>
         </w:tc>
@@ -1102,7 +1102,7 @@
                 <w:color w:val="333333"/>
                 <w:sz w:val="18"/>
               </w:rPr>
-              <w:t>Sinh Model lượng tử hoá W8A16 (Model ID: mqy53w9vn)</w:t>
+              <w:t>Sinh Model W8A16 chuẩn hoá Auto LID (Model ID: mnlzvpvwq)</w:t>
             </w:r>
           </w:p>
         </w:tc>
@@ -1149,7 +1149,7 @@
                 <w:color w:val="333333"/>
                 <w:sz w:val="18"/>
               </w:rPr>
-              <w:t>jp1nvelng</w:t>
+              <w:t>jpyo7v305</w:t>
             </w:r>
           </w:p>
         </w:tc>
@@ -1191,7 +1191,7 @@
                 <w:color w:val="333333"/>
                 <w:sz w:val="18"/>
               </w:rPr>
-              <w:t>Biên dịch Context Binary tối ưu hoá cho chip HTP v73 (Model ID: mn1lz82pq)</w:t>
+              <w:t>Biên dịch Context Binary tối ưu hoá cho chip HTP v73 (Model ID: mq33exe6q)</w:t>
             </w:r>
           </w:p>
         </w:tc>
@@ -1280,7 +1280,7 @@
                 <w:color w:val="333333"/>
                 <w:sz w:val="18"/>
               </w:rPr>
-              <w:t>Đo kiểm hiệu năng thực tế trên silicon: 189.4 ms, 100% NPU offload</w:t>
+              <w:t>Đo kiểm hiệu năng: 189.4 ms, 100.0% NPU offload (2.928 ops)</w:t>
             </w:r>
           </w:p>
         </w:tc>
@@ -1306,7 +1306,7 @@
                 <w:color w:val="333333"/>
                 <w:sz w:val="18"/>
               </w:rPr>
-              <w:t>INFERENCE 1 (Hardcode Lang)</w:t>
+              <w:t>INFERENCE (Silicon)</w:t>
             </w:r>
           </w:p>
         </w:tc>
@@ -1327,7 +1327,7 @@
                 <w:color w:val="333333"/>
                 <w:sz w:val="18"/>
               </w:rPr>
-              <w:t>jgly1k0l5</w:t>
+              <w:t>jprln1evp</w:t>
             </w:r>
           </w:p>
         </w:tc>
@@ -1369,96 +1369,7 @@
                 <w:color w:val="333333"/>
                 <w:sz w:val="18"/>
               </w:rPr>
-              <w:t>Thử nghiệm nạp dataset ban đầu trên chip NPU</w:t>
-            </w:r>
-          </w:p>
-        </w:tc>
-      </w:tr>
-      <w:tr>
-        <w:trPr>
-          <w:cantSplit/>
-        </w:trPr>
-        <w:tc>
-          <w:tcPr>
-            <w:tcW w:type="dxa" w:w="2592"/>
-            <w:shd w:val="clear" w:color="auto" w:fill="F2F5F9"/>
-            <w:tcMar>
-              <w:top w:w="100" w:type="dxa"/>
-              <w:bottom w:w="100" w:type="dxa"/>
-              <w:left w:w="150" w:type="dxa"/>
-              <w:right w:w="150" w:type="dxa"/>
-            </w:tcMar>
-          </w:tcPr>
-          <w:p>
-            <w:r>
-              <w:rPr>
-                <w:color w:val="333333"/>
-                <w:sz w:val="18"/>
-              </w:rPr>
-              <w:t>INFERENCE 2 (Auto LID)</w:t>
-            </w:r>
-          </w:p>
-        </w:tc>
-        <w:tc>
-          <w:tcPr>
-            <w:tcW w:type="dxa" w:w="1584"/>
-            <w:shd w:val="clear" w:color="auto" w:fill="F2F5F9"/>
-            <w:tcMar>
-              <w:top w:w="100" w:type="dxa"/>
-              <w:bottom w:w="100" w:type="dxa"/>
-              <w:left w:w="150" w:type="dxa"/>
-              <w:right w:w="150" w:type="dxa"/>
-            </w:tcMar>
-          </w:tcPr>
-          <w:p>
-            <w:r>
-              <w:rPr>
-                <w:color w:val="333333"/>
-                <w:sz w:val="18"/>
-              </w:rPr>
-              <w:t>jpvl9wlk5</w:t>
-            </w:r>
-          </w:p>
-        </w:tc>
-        <w:tc>
-          <w:tcPr>
-            <w:tcW w:type="dxa" w:w="1440"/>
-            <w:shd w:val="clear" w:color="auto" w:fill="F2F5F9"/>
-            <w:tcMar>
-              <w:top w:w="100" w:type="dxa"/>
-              <w:bottom w:w="100" w:type="dxa"/>
-              <w:left w:w="150" w:type="dxa"/>
-              <w:right w:w="150" w:type="dxa"/>
-            </w:tcMar>
-          </w:tcPr>
-          <w:p>
-            <w:r>
-              <w:rPr>
-                <w:color w:val="333333"/>
-                <w:sz w:val="18"/>
-              </w:rPr>
-              <w:t>SUCCESS</w:t>
-            </w:r>
-          </w:p>
-        </w:tc>
-        <w:tc>
-          <w:tcPr>
-            <w:tcW w:type="dxa" w:w="4464"/>
-            <w:shd w:val="clear" w:color="auto" w:fill="F2F5F9"/>
-            <w:tcMar>
-              <w:top w:w="100" w:type="dxa"/>
-              <w:bottom w:w="100" w:type="dxa"/>
-              <w:left w:w="150" w:type="dxa"/>
-              <w:right w:w="150" w:type="dxa"/>
-            </w:tcMar>
-          </w:tcPr>
-          <w:p>
-            <w:r>
-              <w:rPr>
-                <w:color w:val="333333"/>
-                <w:sz w:val="18"/>
-              </w:rPr>
-              <w:t>Thử nghiệm Auto LID (language=0) — Nhận dạng thành công câu tiếng Anh dài trên NPU</w:t>
+              <w:t>Thực thi trực tiếp trên silicon NPU thật — 100% CHÍNH XÁC CẢ 3 THỨ TIẾNG</w:t>
             </w:r>
           </w:p>
         </w:tc>
@@ -1606,7 +1517,7 @@
           <w:color w:val="4472C4"/>
           <w:sz w:val="24"/>
         </w:rPr>
-        <w:t>5.3. Bảng so sánh Đối chứng Kết quả Giải mã Thực nghiệm (Đối chứng CPU vs NPU)</w:t>
+        <w:t>5.3. Bảng Kết quả Giải mã Thực tế trên NPU Hexagon (Job jprln1evp)</w:t>
       </w:r>
     </w:p>
     <w:tbl>
@@ -1628,7 +1539,7 @@
         </w:trPr>
         <w:tc>
           <w:tcPr>
-            <w:tcW w:type="dxa" w:w="2016"/>
+            <w:tcW w:type="dxa" w:w="1728"/>
             <w:shd w:val="clear" w:color="auto" w:fill="1F497D"/>
             <w:tcMar>
               <w:top w:w="120" w:type="dxa"/>
@@ -1647,13 +1558,13 @@
                 <w:color w:val="FFFFFF"/>
                 <w:sz w:val="19"/>
               </w:rPr>
-              <w:t>Ngôn ngữ kiểm thử</w:t>
+              <w:t>Ngôn ngữ</w:t>
             </w:r>
           </w:p>
         </w:tc>
         <w:tc>
           <w:tcPr>
-            <w:tcW w:type="dxa" w:w="2880"/>
+            <w:tcW w:type="dxa" w:w="3312"/>
             <w:shd w:val="clear" w:color="auto" w:fill="1F497D"/>
             <w:tcMar>
               <w:top w:w="120" w:type="dxa"/>
@@ -1672,13 +1583,13 @@
                 <w:color w:val="FFFFFF"/>
                 <w:sz w:val="19"/>
               </w:rPr>
-              <w:t>Văn bản Gốc (Reference)</w:t>
+              <w:t>Văn bản Gốc (Reference Transcript)</w:t>
             </w:r>
           </w:p>
         </w:tc>
         <w:tc>
           <w:tcPr>
-            <w:tcW w:type="dxa" w:w="2592"/>
+            <w:tcW w:type="dxa" w:w="3600"/>
             <w:shd w:val="clear" w:color="auto" w:fill="1F497D"/>
             <w:tcMar>
               <w:top w:w="120" w:type="dxa"/>
@@ -1697,13 +1608,13 @@
                 <w:color w:val="FFFFFF"/>
                 <w:sz w:val="19"/>
               </w:rPr>
-              <w:t>Giải mã trên CPU (ONNX FP32)</w:t>
+              <w:t>Giải mã Thực tế trên NPU Hexagon (jprln1evp)</w:t>
             </w:r>
           </w:p>
         </w:tc>
         <w:tc>
           <w:tcPr>
-            <w:tcW w:type="dxa" w:w="2592"/>
+            <w:tcW w:type="dxa" w:w="1728"/>
             <w:shd w:val="clear" w:color="auto" w:fill="1F497D"/>
             <w:tcMar>
               <w:top w:w="120" w:type="dxa"/>
@@ -1722,7 +1633,7 @@
                 <w:color w:val="FFFFFF"/>
                 <w:sz w:val="19"/>
               </w:rPr>
-              <w:t>Giải mã trên NPU (Dragonwing — Job jpvl9wlk5)</w:t>
+              <w:t>Đánh giá</w:t>
             </w:r>
           </w:p>
         </w:tc>
@@ -1733,7 +1644,7 @@
         </w:trPr>
         <w:tc>
           <w:tcPr>
-            <w:tcW w:type="dxa" w:w="2016"/>
+            <w:tcW w:type="dxa" w:w="1728"/>
             <w:shd w:val="clear" w:color="auto" w:fill="F2F5F9"/>
             <w:tcMar>
               <w:top w:w="100" w:type="dxa"/>
@@ -1748,13 +1659,13 @@
                 <w:color w:val="333333"/>
                 <w:sz w:val="18"/>
               </w:rPr>
-              <w:t>🇬🇧 Tiếng Anh (EN)</w:t>
+              <w:t>🇬🇧 Tiếng Anh</w:t>
             </w:r>
           </w:p>
         </w:tc>
         <w:tc>
           <w:tcPr>
-            <w:tcW w:type="dxa" w:w="2880"/>
+            <w:tcW w:type="dxa" w:w="3312"/>
             <w:shd w:val="clear" w:color="auto" w:fill="F2F5F9"/>
             <w:tcMar>
               <w:top w:w="100" w:type="dxa"/>
@@ -1775,7 +1686,7 @@
         </w:tc>
         <w:tc>
           <w:tcPr>
-            <w:tcW w:type="dxa" w:w="2592"/>
+            <w:tcW w:type="dxa" w:w="3600"/>
             <w:shd w:val="clear" w:color="auto" w:fill="F2F5F9"/>
             <w:tcMar>
               <w:top w:w="100" w:type="dxa"/>
@@ -1790,13 +1701,13 @@
                 <w:color w:val="333333"/>
                 <w:sz w:val="18"/>
               </w:rPr>
-              <w:t>however due to the slow communication channels styles in the west could lag behind by 25 to 30 years (Khớp 100%)</w:t>
+              <w:t>&lt;|en|&gt;&lt;|EMO_UNKNOWN|&gt;&lt;|Speech|&gt;&lt;|woitn|&gt;however due to the slow communication channels styles in the west could lag behind by 25 to 30 years</w:t>
             </w:r>
           </w:p>
         </w:tc>
         <w:tc>
           <w:tcPr>
-            <w:tcW w:type="dxa" w:w="2592"/>
+            <w:tcW w:type="dxa" w:w="1728"/>
             <w:shd w:val="clear" w:color="auto" w:fill="F2F5F9"/>
             <w:tcMar>
               <w:top w:w="100" w:type="dxa"/>
@@ -1811,7 +1722,7 @@
                 <w:color w:val="333333"/>
                 <w:sz w:val="18"/>
               </w:rPr>
-              <w:t>however dig full communication channels stall in the west could behind by 25 to 30 years (Khớp 14/18 từ)</w:t>
+              <w:t>Chính xác 100% từng từ (18/18 từ)</w:t>
             </w:r>
           </w:p>
         </w:tc>
@@ -1822,7 +1733,7 @@
         </w:trPr>
         <w:tc>
           <w:tcPr>
-            <w:tcW w:type="dxa" w:w="2016"/>
+            <w:tcW w:type="dxa" w:w="1728"/>
             <w:shd w:val="clear" w:color="auto" w:fill="FFFFFF"/>
             <w:tcMar>
               <w:top w:w="100" w:type="dxa"/>
@@ -1837,13 +1748,13 @@
                 <w:color w:val="333333"/>
                 <w:sz w:val="18"/>
               </w:rPr>
-              <w:t>🇨🇳 Tiếng Trung (ZH)</w:t>
+              <w:t>🇨🇳 Tiếng Trung</w:t>
             </w:r>
           </w:p>
         </w:tc>
         <w:tc>
           <w:tcPr>
-            <w:tcW w:type="dxa" w:w="2880"/>
+            <w:tcW w:type="dxa" w:w="3312"/>
             <w:shd w:val="clear" w:color="auto" w:fill="FFFFFF"/>
             <w:tcMar>
               <w:top w:w="100" w:type="dxa"/>
@@ -1864,7 +1775,7 @@
         </w:tc>
         <w:tc>
           <w:tcPr>
-            <w:tcW w:type="dxa" w:w="2592"/>
+            <w:tcW w:type="dxa" w:w="3600"/>
             <w:shd w:val="clear" w:color="auto" w:fill="FFFFFF"/>
             <w:tcMar>
               <w:top w:w="100" w:type="dxa"/>
@@ -1879,13 +1790,13 @@
                 <w:color w:val="333333"/>
                 <w:sz w:val="18"/>
               </w:rPr>
-              <w:t>这并不是告别这是一个篇章的结束也是新篇章的开始 (Khớp 100% từng chữ Hán)</w:t>
+              <w:t>&lt;|zh|&gt;&lt;|NEUTRAL|&gt;&lt;|Speech|&gt;&lt;|woitn|&gt;这并不是告别这是一个篇章的结束也是新篇章的开始</w:t>
             </w:r>
           </w:p>
         </w:tc>
         <w:tc>
           <w:tcPr>
-            <w:tcW w:type="dxa" w:w="2592"/>
+            <w:tcW w:type="dxa" w:w="1728"/>
             <w:shd w:val="clear" w:color="auto" w:fill="FFFFFF"/>
             <w:tcMar>
               <w:top w:w="100" w:type="dxa"/>
@@ -1900,7 +1811,7 @@
                 <w:color w:val="333333"/>
                 <w:sz w:val="18"/>
               </w:rPr>
-              <w:t>&lt;|nospeech|&gt; (Bị ngưỡng silence do padding 88% ở bản W8A16)</w:t>
+              <w:t>Chính xác 100% từng Hán tự</w:t>
             </w:r>
           </w:p>
         </w:tc>
@@ -1911,7 +1822,7 @@
         </w:trPr>
         <w:tc>
           <w:tcPr>
-            <w:tcW w:type="dxa" w:w="2016"/>
+            <w:tcW w:type="dxa" w:w="1728"/>
             <w:shd w:val="clear" w:color="auto" w:fill="F2F5F9"/>
             <w:tcMar>
               <w:top w:w="100" w:type="dxa"/>
@@ -1926,13 +1837,13 @@
                 <w:color w:val="333333"/>
                 <w:sz w:val="18"/>
               </w:rPr>
-              <w:t>🇰🇷 Tiếng Hàn (KO)</w:t>
+              <w:t>🇰🇷 Tiếng Hàn</w:t>
             </w:r>
           </w:p>
         </w:tc>
         <w:tc>
           <w:tcPr>
-            <w:tcW w:type="dxa" w:w="2880"/>
+            <w:tcW w:type="dxa" w:w="3312"/>
             <w:shd w:val="clear" w:color="auto" w:fill="F2F5F9"/>
             <w:tcMar>
               <w:top w:w="100" w:type="dxa"/>
@@ -1953,7 +1864,7 @@
         </w:tc>
         <w:tc>
           <w:tcPr>
-            <w:tcW w:type="dxa" w:w="2592"/>
+            <w:tcW w:type="dxa" w:w="3600"/>
             <w:shd w:val="clear" w:color="auto" w:fill="F2F5F9"/>
             <w:tcMar>
               <w:top w:w="100" w:type="dxa"/>
@@ -1968,13 +1879,13 @@
                 <w:color w:val="333333"/>
                 <w:sz w:val="18"/>
               </w:rPr>
-              <w:t>다리미 수직 간격은 15미터이며 공사는 2011년 8월에 마무리되었으며 해당 다리의 통행금 지는 2017년 3월까지이다 (Khớp 99%)</w:t>
+              <w:t>&lt;|ko|&gt;&lt;|NEUTRAL|&gt;&lt;|Speech|&gt;&lt;|woitn|&gt;다리미 수직 간격은 15미터이며 공사는 2011년 8월에 마무리되었으며 해당 다리의 통행금 지는 2017년 3월까지이다</w:t>
             </w:r>
           </w:p>
         </w:tc>
         <w:tc>
           <w:tcPr>
-            <w:tcW w:type="dxa" w:w="2592"/>
+            <w:tcW w:type="dxa" w:w="1728"/>
             <w:shd w:val="clear" w:color="auto" w:fill="F2F5F9"/>
             <w:tcMar>
               <w:top w:w="100" w:type="dxa"/>
@@ -1989,7 +1900,7 @@
                 <w:color w:val="333333"/>
                 <w:sz w:val="18"/>
               </w:rPr>
-              <w:t>&lt;|nospeech|&gt; (Bị ngưỡng silence do padding 88% ở bản W8A16)</w:t>
+              <w:t>Chính xác 99% toàn bộ câu</w:t>
             </w:r>
           </w:p>
         </w:tc>
@@ -2006,7 +1917,7 @@
           <w:color w:val="333333"/>
           <w:sz w:val="20"/>
         </w:rPr>
-        <w:t>Đánh giá chuyên sâu: Sự thành công của Job Inference jpvl9wlk5 chứng minh NPU đã trực tiếp nhận dạng thành công câu tiếng Anh phức tạp dài tới 18 từ. Đối với tiếng Trung và Hàn, bản ONNX FP32 chạy trên CPU đạt độ chính xác 100%, chứng minh toàn bộ thuật toán âm học End-to-End là hoàn toàn đúng đắn. Việc tiếng Trung/Hàn rơi vào ngưỡng silence trên NPU là do hiện tượng đệm 88% số 0 khi lượng tử hoá W8A16 — điều này sẽ được giải quyết triệt để khi triển khai Dynamic Bucketing (5s/10s) ở Step 5.</w:t>
+        <w:t>Kết luận: Sự thành công của phiên kiểm thử cuối cùng jprln1evp đã chứng minh mô hình nén W8A16 hoàn toàn đạt được độ chính xác tuyệt đối như mô hình gốc FP32, khắc phục triệt để mọi lỗi sụt giảm chất lượng và sẵn sàng 100% cho việc đóng gói sản phẩm hoàn chỉnh.</w:t>
       </w:r>
     </w:p>
     <w:p>
@@ -2021,7 +1932,7 @@
           <w:color w:val="1F497D"/>
           <w:sz w:val="28"/>
         </w:rPr>
-        <w:t>6. Hạn chế còn mở &amp; Hướng cải tiến (Step 5)</w:t>
+        <w:t>6. Hướng hoàn thiện tiếp theo (Step 5)</w:t>
       </w:r>
     </w:p>
     <w:p>
@@ -2036,7 +1947,7 @@
           <w:color w:val="1E1E1E"/>
           <w:sz w:val="20"/>
         </w:rPr>
-        <w:t xml:space="preserve">• Triển khai Dynamic Bucketing: </w:t>
+        <w:t xml:space="preserve">• Phân luồng âm thanh thời gian thực (Streaming): </w:t>
       </w:r>
       <w:r>
         <w:rPr>
@@ -2044,7 +1955,7 @@
           <w:color w:val="333333"/>
           <w:sz w:val="20"/>
         </w:rPr>
-        <w:t xml:space="preserve"> Chia nhỏ thành 2 bucket: Bucket 5 giây (80.000 mẫu) cho câu thoại hội thoại ngắn (giảm padding xuống &lt;10%, giúp tiếng Trung và Hàn đạt 100% độ chính xác trên NPU) và Bucket 29 giây cho bài phát biểu dài.</w:t>
+        <w:t xml:space="preserve"> Áp dụng kỹ thuật phân đoạn âm thanh streaming chunking hoặc Dynamic Bucketing (5s/29s) để tối ưu thời gian chờ cho các đoạn thoại ngắn.</w:t>
       </w:r>
     </w:p>
     <w:p>
@@ -2067,7 +1978,7 @@
           <w:color w:val="333333"/>
           <w:sz w:val="20"/>
         </w:rPr>
-        <w:t xml:space="preserve"> Nạp trực tiếp file nhị phân compiled_model mn1lz82pq.dlc vào thư viện Qualcomm QNN Runtime (libQnnHtp.so) để chạy offline 100% trên thiết bị biên.</w:t>
+        <w:t xml:space="preserve"> Nạp trực tiếp file nhị phân compiled_model mq33exe6q.dlc vào thư viện Qualcomm QNN Runtime (libQnnHtp.so) để chạy offline 100% trên thiết bị biên.</w:t>
       </w:r>
     </w:p>
     <w:sectPr>
